--- a/reports/Form_A_Individual_Contribution.docx
+++ b/reports/Form_A_Individual_Contribution.docx
@@ -69,7 +69,7 @@
     </w:p>
     <w:p>
       <w:pPr>
-        <w:spacing w:after="280" w:before="40"/>
+        <w:spacing w:after="360"/>
         <w:pBdr>
           <w:bottom w:val="single" w:sz="6" w:space="1" w:color="7B8794"/>
         </w:pBdr>
@@ -81,13 +81,15 @@
           <w:color w:val="1F2933"/>
           <w:sz w:val="22"/>
         </w:rPr>
-        <w:t>Checkpoint No.:</w:t>
+        <w:t xml:space="preserve">Checkpoint No.:  </w:t>
       </w:r>
       <w:r>
         <w:rPr>
+          <w:rFonts w:ascii="Arial" w:hAnsi="Arial"/>
+          <w:color w:val="2F6F9F"/>
           <w:sz w:val="22"/>
         </w:rPr>
-        <w:t xml:space="preserve">  </w:t>
+        <w:t>1 — Data Fundamentals &amp; SQL Querying</w:t>
       </w:r>
     </w:p>
     <w:p>
@@ -115,7 +117,7 @@
     </w:p>
     <w:p>
       <w:pPr>
-        <w:spacing w:after="360"/>
+        <w:spacing w:after="280" w:before="40"/>
         <w:pBdr>
           <w:bottom w:val="single" w:sz="6" w:space="1" w:color="7B8794"/>
         </w:pBdr>
@@ -127,15 +129,13 @@
           <w:color w:val="1F2933"/>
           <w:sz w:val="22"/>
         </w:rPr>
-        <w:t xml:space="preserve">Role:  </w:t>
+        <w:t>Role:</w:t>
       </w:r>
       <w:r>
         <w:rPr>
-          <w:rFonts w:ascii="Arial" w:hAnsi="Arial"/>
-          <w:color w:val="2F6F9F"/>
           <w:sz w:val="22"/>
         </w:rPr>
-        <w:t>Project Lead / Analyst</w:t>
+        <w:t xml:space="preserve">  </w:t>
       </w:r>
     </w:p>
     <w:p>
@@ -378,7 +378,7 @@
     </w:p>
     <w:p>
       <w:pPr>
-        <w:spacing w:after="280" w:before="40"/>
+        <w:spacing w:after="360"/>
         <w:pBdr>
           <w:bottom w:val="single" w:sz="6" w:space="1" w:color="7B8794"/>
         </w:pBdr>
@@ -390,13 +390,15 @@
           <w:color w:val="1F2933"/>
           <w:sz w:val="22"/>
         </w:rPr>
-        <w:t>Checkpoint No.:</w:t>
+        <w:t xml:space="preserve">Checkpoint No.:  </w:t>
       </w:r>
       <w:r>
         <w:rPr>
+          <w:rFonts w:ascii="Arial" w:hAnsi="Arial"/>
+          <w:color w:val="2F6F9F"/>
           <w:sz w:val="22"/>
         </w:rPr>
-        <w:t xml:space="preserve">  </w:t>
+        <w:t>1 — Data Fundamentals &amp; SQL Querying</w:t>
       </w:r>
     </w:p>
     <w:p>
@@ -424,7 +426,7 @@
     </w:p>
     <w:p>
       <w:pPr>
-        <w:spacing w:after="360"/>
+        <w:spacing w:after="280" w:before="40"/>
         <w:pBdr>
           <w:bottom w:val="single" w:sz="6" w:space="1" w:color="7B8794"/>
         </w:pBdr>
@@ -436,15 +438,13 @@
           <w:color w:val="1F2933"/>
           <w:sz w:val="22"/>
         </w:rPr>
-        <w:t xml:space="preserve">Role:  </w:t>
+        <w:t>Role:</w:t>
       </w:r>
       <w:r>
         <w:rPr>
-          <w:rFonts w:ascii="Arial" w:hAnsi="Arial"/>
-          <w:color w:val="2F6F9F"/>
           <w:sz w:val="22"/>
         </w:rPr>
-        <w:t>Data Engineer</w:t>
+        <w:t xml:space="preserve">  </w:t>
       </w:r>
     </w:p>
     <w:p>
@@ -687,7 +687,7 @@
     </w:p>
     <w:p>
       <w:pPr>
-        <w:spacing w:after="280" w:before="40"/>
+        <w:spacing w:after="360"/>
         <w:pBdr>
           <w:bottom w:val="single" w:sz="6" w:space="1" w:color="7B8794"/>
         </w:pBdr>
@@ -699,13 +699,15 @@
           <w:color w:val="1F2933"/>
           <w:sz w:val="22"/>
         </w:rPr>
-        <w:t>Checkpoint No.:</w:t>
+        <w:t xml:space="preserve">Checkpoint No.:  </w:t>
       </w:r>
       <w:r>
         <w:rPr>
+          <w:rFonts w:ascii="Arial" w:hAnsi="Arial"/>
+          <w:color w:val="2F6F9F"/>
           <w:sz w:val="22"/>
         </w:rPr>
-        <w:t xml:space="preserve">  </w:t>
+        <w:t>1 — Data Fundamentals &amp; SQL Querying</w:t>
       </w:r>
     </w:p>
     <w:p>
@@ -733,7 +735,7 @@
     </w:p>
     <w:p>
       <w:pPr>
-        <w:spacing w:after="360"/>
+        <w:spacing w:after="280" w:before="40"/>
         <w:pBdr>
           <w:bottom w:val="single" w:sz="6" w:space="1" w:color="7B8794"/>
         </w:pBdr>
@@ -745,15 +747,13 @@
           <w:color w:val="1F2933"/>
           <w:sz w:val="22"/>
         </w:rPr>
-        <w:t xml:space="preserve">Role:  </w:t>
+        <w:t>Role:</w:t>
       </w:r>
       <w:r>
         <w:rPr>
-          <w:rFonts w:ascii="Arial" w:hAnsi="Arial"/>
-          <w:color w:val="2F6F9F"/>
           <w:sz w:val="22"/>
         </w:rPr>
-        <w:t>Statistician / Modeler</w:t>
+        <w:t xml:space="preserve">  </w:t>
       </w:r>
     </w:p>
     <w:p>
@@ -996,7 +996,7 @@
     </w:p>
     <w:p>
       <w:pPr>
-        <w:spacing w:after="280" w:before="40"/>
+        <w:spacing w:after="360"/>
         <w:pBdr>
           <w:bottom w:val="single" w:sz="6" w:space="1" w:color="7B8794"/>
         </w:pBdr>
@@ -1008,13 +1008,15 @@
           <w:color w:val="1F2933"/>
           <w:sz w:val="22"/>
         </w:rPr>
-        <w:t>Checkpoint No.:</w:t>
+        <w:t xml:space="preserve">Checkpoint No.:  </w:t>
       </w:r>
       <w:r>
         <w:rPr>
+          <w:rFonts w:ascii="Arial" w:hAnsi="Arial"/>
+          <w:color w:val="2F6F9F"/>
           <w:sz w:val="22"/>
         </w:rPr>
-        <w:t xml:space="preserve">  </w:t>
+        <w:t>2 — Spreadsheet &amp; Statistical Analysis</w:t>
       </w:r>
     </w:p>
     <w:p>
@@ -1042,7 +1044,7 @@
     </w:p>
     <w:p>
       <w:pPr>
-        <w:spacing w:after="360"/>
+        <w:spacing w:after="280" w:before="40"/>
         <w:pBdr>
           <w:bottom w:val="single" w:sz="6" w:space="1" w:color="7B8794"/>
         </w:pBdr>
@@ -1054,7 +1056,268 @@
           <w:color w:val="1F2933"/>
           <w:sz w:val="22"/>
         </w:rPr>
-        <w:t xml:space="preserve">Role:  </w:t>
+        <w:t>Role:</w:t>
+      </w:r>
+      <w:r>
+        <w:rPr>
+          <w:sz w:val="22"/>
+        </w:rPr>
+        <w:t xml:space="preserve">  </w:t>
+      </w:r>
+    </w:p>
+    <w:p>
+      <w:pPr>
+        <w:spacing w:after="80"/>
+      </w:pPr>
+      <w:r>
+        <w:rPr>
+          <w:rFonts w:ascii="Arial" w:hAnsi="Arial"/>
+          <w:b/>
+          <w:color w:val="1F2933"/>
+          <w:sz w:val="24"/>
+        </w:rPr>
+        <w:t>Specific Contributions This Checkpoint</w:t>
+      </w:r>
+    </w:p>
+    <w:p>
+      <w:pPr>
+        <w:spacing w:after="240"/>
+      </w:pPr>
+      <w:r>
+        <w:rPr>
+          <w:rFonts w:ascii="Arial" w:hAnsi="Arial"/>
+          <w:i/>
+          <w:color w:val="5A6672"/>
+          <w:sz w:val="18"/>
+        </w:rPr>
+        <w:t>Write these in your own words. Be specific about what you personally did.</w:t>
+      </w:r>
+    </w:p>
+    <w:p>
+      <w:pPr>
+        <w:spacing w:after="320"/>
+        <w:pBdr>
+          <w:bottom w:val="single" w:sz="6" w:space="1" w:color="7B8794"/>
+        </w:pBdr>
+      </w:pPr>
+      <w:r>
+        <w:rPr>
+          <w:rFonts w:ascii="Arial" w:hAnsi="Arial"/>
+          <w:color w:val="1F2933"/>
+          <w:sz w:val="22"/>
+        </w:rPr>
+        <w:t xml:space="preserve">1.  </w:t>
+      </w:r>
+    </w:p>
+    <w:p>
+      <w:pPr>
+        <w:spacing w:after="320"/>
+        <w:pBdr>
+          <w:bottom w:val="single" w:sz="6" w:space="1" w:color="7B8794"/>
+        </w:pBdr>
+      </w:pPr>
+    </w:p>
+    <w:p>
+      <w:pPr>
+        <w:spacing w:after="320"/>
+        <w:pBdr>
+          <w:bottom w:val="single" w:sz="6" w:space="1" w:color="7B8794"/>
+        </w:pBdr>
+      </w:pPr>
+      <w:r>
+        <w:rPr>
+          <w:rFonts w:ascii="Arial" w:hAnsi="Arial"/>
+          <w:color w:val="1F2933"/>
+          <w:sz w:val="22"/>
+        </w:rPr>
+        <w:t xml:space="preserve">2.  </w:t>
+      </w:r>
+    </w:p>
+    <w:p>
+      <w:pPr>
+        <w:spacing w:after="320"/>
+        <w:pBdr>
+          <w:bottom w:val="single" w:sz="6" w:space="1" w:color="7B8794"/>
+        </w:pBdr>
+      </w:pPr>
+    </w:p>
+    <w:p>
+      <w:pPr>
+        <w:spacing w:after="320"/>
+        <w:pBdr>
+          <w:bottom w:val="single" w:sz="6" w:space="1" w:color="7B8794"/>
+        </w:pBdr>
+      </w:pPr>
+      <w:r>
+        <w:rPr>
+          <w:rFonts w:ascii="Arial" w:hAnsi="Arial"/>
+          <w:color w:val="1F2933"/>
+          <w:sz w:val="22"/>
+        </w:rPr>
+        <w:t xml:space="preserve">3.  </w:t>
+      </w:r>
+    </w:p>
+    <w:p>
+      <w:pPr>
+        <w:spacing w:after="320"/>
+        <w:pBdr>
+          <w:bottom w:val="single" w:sz="6" w:space="1" w:color="7B8794"/>
+        </w:pBdr>
+      </w:pPr>
+    </w:p>
+    <w:p>
+      <w:pPr>
+        <w:spacing w:before="240" w:after="520"/>
+      </w:pPr>
+      <w:r>
+        <w:rPr>
+          <w:rFonts w:ascii="Arial" w:hAnsi="Arial"/>
+          <w:color w:val="1F2933"/>
+          <w:sz w:val="21"/>
+        </w:rPr>
+        <w:t>I certify that the contributions listed above are accurate and reflect my actual participation.</w:t>
+      </w:r>
+    </w:p>
+    <w:tbl>
+      <w:tblPr>
+        <w:tblW w:type="auto" w:w="0"/>
+        <w:tblLayout w:type="fixed"/>
+        <w:tblLook w:firstColumn="1" w:firstRow="1" w:lastColumn="0" w:lastRow="0" w:noHBand="0" w:noVBand="1" w:val="04A0"/>
+      </w:tblPr>
+      <w:tblGrid>
+        <w:gridCol w:w="4680"/>
+        <w:gridCol w:w="4680"/>
+      </w:tblGrid>
+      <w:tr>
+        <w:tc>
+          <w:tcPr>
+            <w:tcW w:type="dxa" w:w="5616"/>
+          </w:tcPr>
+          <w:p>
+            <w:pPr>
+              <w:pBdr>
+                <w:bottom w:val="single" w:sz="6" w:space="1" w:color="7B8794"/>
+              </w:pBdr>
+            </w:pPr>
+            <w:r>
+              <w:rPr>
+                <w:rFonts w:ascii="Arial" w:hAnsi="Arial"/>
+                <w:b/>
+                <w:color w:val="1F2933"/>
+                <w:sz w:val="22"/>
+              </w:rPr>
+              <w:t>Signature:</w:t>
+            </w:r>
+          </w:p>
+        </w:tc>
+        <w:tc>
+          <w:tcPr>
+            <w:tcW w:type="dxa" w:w="3456"/>
+          </w:tcPr>
+          <w:p>
+            <w:pPr>
+              <w:pBdr>
+                <w:bottom w:val="single" w:sz="6" w:space="1" w:color="7B8794"/>
+              </w:pBdr>
+            </w:pPr>
+            <w:r>
+              <w:rPr>
+                <w:rFonts w:ascii="Arial" w:hAnsi="Arial"/>
+                <w:b/>
+                <w:color w:val="1F2933"/>
+                <w:sz w:val="22"/>
+              </w:rPr>
+              <w:t>Date:</w:t>
+            </w:r>
+          </w:p>
+        </w:tc>
+      </w:tr>
+    </w:tbl>
+    <w:p>
+      <w:r>
+        <w:br w:type="page"/>
+      </w:r>
+    </w:p>
+    <w:p>
+      <w:pPr>
+        <w:spacing w:after="120"/>
+      </w:pPr>
+      <w:r>
+        <w:rPr>
+          <w:rFonts w:ascii="Arial" w:hAnsi="Arial"/>
+          <w:b/>
+          <w:color w:val="2F6F9F"/>
+          <w:sz w:val="32"/>
+        </w:rPr>
+        <w:t>Individual Contribution Form</w:t>
+      </w:r>
+    </w:p>
+    <w:p>
+      <w:pPr>
+        <w:spacing w:after="40"/>
+      </w:pPr>
+      <w:r>
+        <w:rPr>
+          <w:rFonts w:ascii="Arial" w:hAnsi="Arial"/>
+          <w:b/>
+          <w:color w:val="1F2933"/>
+          <w:sz w:val="22"/>
+        </w:rPr>
+        <w:t>BED 106 — Business Analytics · Mini Capstone Project</w:t>
+      </w:r>
+    </w:p>
+    <w:p>
+      <w:pPr>
+        <w:spacing w:after="320"/>
+      </w:pPr>
+      <w:r>
+        <w:rPr>
+          <w:rFonts w:ascii="Arial" w:hAnsi="Arial"/>
+          <w:i/>
+          <w:color w:val="5A6672"/>
+          <w:sz w:val="18"/>
+        </w:rPr>
+        <w:t>Talibon Polytechnic College · A.Y. 2026–2027, 1st Semester · Instructor: Jessie A. Melendres</w:t>
+      </w:r>
+    </w:p>
+    <w:p>
+      <w:pPr>
+        <w:spacing w:after="280" w:before="40"/>
+        <w:pBdr>
+          <w:bottom w:val="single" w:sz="6" w:space="1" w:color="7B8794"/>
+        </w:pBdr>
+      </w:pPr>
+      <w:r>
+        <w:rPr>
+          <w:rFonts w:ascii="Arial" w:hAnsi="Arial"/>
+          <w:b/>
+          <w:color w:val="1F2933"/>
+          <w:sz w:val="22"/>
+        </w:rPr>
+        <w:t>Group Name / Number:</w:t>
+      </w:r>
+      <w:r>
+        <w:rPr>
+          <w:sz w:val="22"/>
+        </w:rPr>
+        <w:t xml:space="preserve">  </w:t>
+      </w:r>
+    </w:p>
+    <w:p>
+      <w:pPr>
+        <w:spacing w:after="360"/>
+        <w:pBdr>
+          <w:bottom w:val="single" w:sz="6" w:space="1" w:color="7B8794"/>
+        </w:pBdr>
+      </w:pPr>
+      <w:r>
+        <w:rPr>
+          <w:rFonts w:ascii="Arial" w:hAnsi="Arial"/>
+          <w:b/>
+          <w:color w:val="1F2933"/>
+          <w:sz w:val="22"/>
+        </w:rPr>
+        <w:t xml:space="preserve">Checkpoint No.:  </w:t>
       </w:r>
       <w:r>
         <w:rPr>
@@ -1062,7 +1325,2216 @@
           <w:color w:val="2F6F9F"/>
           <w:sz w:val="22"/>
         </w:rPr>
-        <w:t>BI Developer / Visualizer</w:t>
+        <w:t>2 — Spreadsheet &amp; Statistical Analysis</w:t>
+      </w:r>
+    </w:p>
+    <w:p>
+      <w:pPr>
+        <w:spacing w:after="280" w:before="40"/>
+        <w:pBdr>
+          <w:bottom w:val="single" w:sz="6" w:space="1" w:color="7B8794"/>
+        </w:pBdr>
+      </w:pPr>
+      <w:r>
+        <w:rPr>
+          <w:rFonts w:ascii="Arial" w:hAnsi="Arial"/>
+          <w:b/>
+          <w:color w:val="1F2933"/>
+          <w:sz w:val="22"/>
+        </w:rPr>
+        <w:t>Member Name:</w:t>
+      </w:r>
+      <w:r>
+        <w:rPr>
+          <w:sz w:val="22"/>
+        </w:rPr>
+        <w:t xml:space="preserve">  </w:t>
+      </w:r>
+    </w:p>
+    <w:p>
+      <w:pPr>
+        <w:spacing w:after="280" w:before="40"/>
+        <w:pBdr>
+          <w:bottom w:val="single" w:sz="6" w:space="1" w:color="7B8794"/>
+        </w:pBdr>
+      </w:pPr>
+      <w:r>
+        <w:rPr>
+          <w:rFonts w:ascii="Arial" w:hAnsi="Arial"/>
+          <w:b/>
+          <w:color w:val="1F2933"/>
+          <w:sz w:val="22"/>
+        </w:rPr>
+        <w:t>Role:</w:t>
+      </w:r>
+      <w:r>
+        <w:rPr>
+          <w:sz w:val="22"/>
+        </w:rPr>
+        <w:t xml:space="preserve">  </w:t>
+      </w:r>
+    </w:p>
+    <w:p>
+      <w:pPr>
+        <w:spacing w:after="80"/>
+      </w:pPr>
+      <w:r>
+        <w:rPr>
+          <w:rFonts w:ascii="Arial" w:hAnsi="Arial"/>
+          <w:b/>
+          <w:color w:val="1F2933"/>
+          <w:sz w:val="24"/>
+        </w:rPr>
+        <w:t>Specific Contributions This Checkpoint</w:t>
+      </w:r>
+    </w:p>
+    <w:p>
+      <w:pPr>
+        <w:spacing w:after="240"/>
+      </w:pPr>
+      <w:r>
+        <w:rPr>
+          <w:rFonts w:ascii="Arial" w:hAnsi="Arial"/>
+          <w:i/>
+          <w:color w:val="5A6672"/>
+          <w:sz w:val="18"/>
+        </w:rPr>
+        <w:t>Write these in your own words. Be specific about what you personally did.</w:t>
+      </w:r>
+    </w:p>
+    <w:p>
+      <w:pPr>
+        <w:spacing w:after="320"/>
+        <w:pBdr>
+          <w:bottom w:val="single" w:sz="6" w:space="1" w:color="7B8794"/>
+        </w:pBdr>
+      </w:pPr>
+      <w:r>
+        <w:rPr>
+          <w:rFonts w:ascii="Arial" w:hAnsi="Arial"/>
+          <w:color w:val="1F2933"/>
+          <w:sz w:val="22"/>
+        </w:rPr>
+        <w:t xml:space="preserve">1.  </w:t>
+      </w:r>
+    </w:p>
+    <w:p>
+      <w:pPr>
+        <w:spacing w:after="320"/>
+        <w:pBdr>
+          <w:bottom w:val="single" w:sz="6" w:space="1" w:color="7B8794"/>
+        </w:pBdr>
+      </w:pPr>
+    </w:p>
+    <w:p>
+      <w:pPr>
+        <w:spacing w:after="320"/>
+        <w:pBdr>
+          <w:bottom w:val="single" w:sz="6" w:space="1" w:color="7B8794"/>
+        </w:pBdr>
+      </w:pPr>
+      <w:r>
+        <w:rPr>
+          <w:rFonts w:ascii="Arial" w:hAnsi="Arial"/>
+          <w:color w:val="1F2933"/>
+          <w:sz w:val="22"/>
+        </w:rPr>
+        <w:t xml:space="preserve">2.  </w:t>
+      </w:r>
+    </w:p>
+    <w:p>
+      <w:pPr>
+        <w:spacing w:after="320"/>
+        <w:pBdr>
+          <w:bottom w:val="single" w:sz="6" w:space="1" w:color="7B8794"/>
+        </w:pBdr>
+      </w:pPr>
+    </w:p>
+    <w:p>
+      <w:pPr>
+        <w:spacing w:after="320"/>
+        <w:pBdr>
+          <w:bottom w:val="single" w:sz="6" w:space="1" w:color="7B8794"/>
+        </w:pBdr>
+      </w:pPr>
+      <w:r>
+        <w:rPr>
+          <w:rFonts w:ascii="Arial" w:hAnsi="Arial"/>
+          <w:color w:val="1F2933"/>
+          <w:sz w:val="22"/>
+        </w:rPr>
+        <w:t xml:space="preserve">3.  </w:t>
+      </w:r>
+    </w:p>
+    <w:p>
+      <w:pPr>
+        <w:spacing w:after="320"/>
+        <w:pBdr>
+          <w:bottom w:val="single" w:sz="6" w:space="1" w:color="7B8794"/>
+        </w:pBdr>
+      </w:pPr>
+    </w:p>
+    <w:p>
+      <w:pPr>
+        <w:spacing w:before="240" w:after="520"/>
+      </w:pPr>
+      <w:r>
+        <w:rPr>
+          <w:rFonts w:ascii="Arial" w:hAnsi="Arial"/>
+          <w:color w:val="1F2933"/>
+          <w:sz w:val="21"/>
+        </w:rPr>
+        <w:t>I certify that the contributions listed above are accurate and reflect my actual participation.</w:t>
+      </w:r>
+    </w:p>
+    <w:tbl>
+      <w:tblPr>
+        <w:tblW w:type="auto" w:w="0"/>
+        <w:tblLayout w:type="fixed"/>
+        <w:tblLook w:firstColumn="1" w:firstRow="1" w:lastColumn="0" w:lastRow="0" w:noHBand="0" w:noVBand="1" w:val="04A0"/>
+      </w:tblPr>
+      <w:tblGrid>
+        <w:gridCol w:w="4680"/>
+        <w:gridCol w:w="4680"/>
+      </w:tblGrid>
+      <w:tr>
+        <w:tc>
+          <w:tcPr>
+            <w:tcW w:type="dxa" w:w="5616"/>
+          </w:tcPr>
+          <w:p>
+            <w:pPr>
+              <w:pBdr>
+                <w:bottom w:val="single" w:sz="6" w:space="1" w:color="7B8794"/>
+              </w:pBdr>
+            </w:pPr>
+            <w:r>
+              <w:rPr>
+                <w:rFonts w:ascii="Arial" w:hAnsi="Arial"/>
+                <w:b/>
+                <w:color w:val="1F2933"/>
+                <w:sz w:val="22"/>
+              </w:rPr>
+              <w:t>Signature:</w:t>
+            </w:r>
+          </w:p>
+        </w:tc>
+        <w:tc>
+          <w:tcPr>
+            <w:tcW w:type="dxa" w:w="3456"/>
+          </w:tcPr>
+          <w:p>
+            <w:pPr>
+              <w:pBdr>
+                <w:bottom w:val="single" w:sz="6" w:space="1" w:color="7B8794"/>
+              </w:pBdr>
+            </w:pPr>
+            <w:r>
+              <w:rPr>
+                <w:rFonts w:ascii="Arial" w:hAnsi="Arial"/>
+                <w:b/>
+                <w:color w:val="1F2933"/>
+                <w:sz w:val="22"/>
+              </w:rPr>
+              <w:t>Date:</w:t>
+            </w:r>
+          </w:p>
+        </w:tc>
+      </w:tr>
+    </w:tbl>
+    <w:p>
+      <w:r>
+        <w:br w:type="page"/>
+      </w:r>
+    </w:p>
+    <w:p>
+      <w:pPr>
+        <w:spacing w:after="120"/>
+      </w:pPr>
+      <w:r>
+        <w:rPr>
+          <w:rFonts w:ascii="Arial" w:hAnsi="Arial"/>
+          <w:b/>
+          <w:color w:val="2F6F9F"/>
+          <w:sz w:val="32"/>
+        </w:rPr>
+        <w:t>Individual Contribution Form</w:t>
+      </w:r>
+    </w:p>
+    <w:p>
+      <w:pPr>
+        <w:spacing w:after="40"/>
+      </w:pPr>
+      <w:r>
+        <w:rPr>
+          <w:rFonts w:ascii="Arial" w:hAnsi="Arial"/>
+          <w:b/>
+          <w:color w:val="1F2933"/>
+          <w:sz w:val="22"/>
+        </w:rPr>
+        <w:t>BED 106 — Business Analytics · Mini Capstone Project</w:t>
+      </w:r>
+    </w:p>
+    <w:p>
+      <w:pPr>
+        <w:spacing w:after="320"/>
+      </w:pPr>
+      <w:r>
+        <w:rPr>
+          <w:rFonts w:ascii="Arial" w:hAnsi="Arial"/>
+          <w:i/>
+          <w:color w:val="5A6672"/>
+          <w:sz w:val="18"/>
+        </w:rPr>
+        <w:t>Talibon Polytechnic College · A.Y. 2026–2027, 1st Semester · Instructor: Jessie A. Melendres</w:t>
+      </w:r>
+    </w:p>
+    <w:p>
+      <w:pPr>
+        <w:spacing w:after="280" w:before="40"/>
+        <w:pBdr>
+          <w:bottom w:val="single" w:sz="6" w:space="1" w:color="7B8794"/>
+        </w:pBdr>
+      </w:pPr>
+      <w:r>
+        <w:rPr>
+          <w:rFonts w:ascii="Arial" w:hAnsi="Arial"/>
+          <w:b/>
+          <w:color w:val="1F2933"/>
+          <w:sz w:val="22"/>
+        </w:rPr>
+        <w:t>Group Name / Number:</w:t>
+      </w:r>
+      <w:r>
+        <w:rPr>
+          <w:sz w:val="22"/>
+        </w:rPr>
+        <w:t xml:space="preserve">  </w:t>
+      </w:r>
+    </w:p>
+    <w:p>
+      <w:pPr>
+        <w:spacing w:after="360"/>
+        <w:pBdr>
+          <w:bottom w:val="single" w:sz="6" w:space="1" w:color="7B8794"/>
+        </w:pBdr>
+      </w:pPr>
+      <w:r>
+        <w:rPr>
+          <w:rFonts w:ascii="Arial" w:hAnsi="Arial"/>
+          <w:b/>
+          <w:color w:val="1F2933"/>
+          <w:sz w:val="22"/>
+        </w:rPr>
+        <w:t xml:space="preserve">Checkpoint No.:  </w:t>
+      </w:r>
+      <w:r>
+        <w:rPr>
+          <w:rFonts w:ascii="Arial" w:hAnsi="Arial"/>
+          <w:color w:val="2F6F9F"/>
+          <w:sz w:val="22"/>
+        </w:rPr>
+        <w:t>2 — Spreadsheet &amp; Statistical Analysis</w:t>
+      </w:r>
+    </w:p>
+    <w:p>
+      <w:pPr>
+        <w:spacing w:after="280" w:before="40"/>
+        <w:pBdr>
+          <w:bottom w:val="single" w:sz="6" w:space="1" w:color="7B8794"/>
+        </w:pBdr>
+      </w:pPr>
+      <w:r>
+        <w:rPr>
+          <w:rFonts w:ascii="Arial" w:hAnsi="Arial"/>
+          <w:b/>
+          <w:color w:val="1F2933"/>
+          <w:sz w:val="22"/>
+        </w:rPr>
+        <w:t>Member Name:</w:t>
+      </w:r>
+      <w:r>
+        <w:rPr>
+          <w:sz w:val="22"/>
+        </w:rPr>
+        <w:t xml:space="preserve">  </w:t>
+      </w:r>
+    </w:p>
+    <w:p>
+      <w:pPr>
+        <w:spacing w:after="280" w:before="40"/>
+        <w:pBdr>
+          <w:bottom w:val="single" w:sz="6" w:space="1" w:color="7B8794"/>
+        </w:pBdr>
+      </w:pPr>
+      <w:r>
+        <w:rPr>
+          <w:rFonts w:ascii="Arial" w:hAnsi="Arial"/>
+          <w:b/>
+          <w:color w:val="1F2933"/>
+          <w:sz w:val="22"/>
+        </w:rPr>
+        <w:t>Role:</w:t>
+      </w:r>
+      <w:r>
+        <w:rPr>
+          <w:sz w:val="22"/>
+        </w:rPr>
+        <w:t xml:space="preserve">  </w:t>
+      </w:r>
+    </w:p>
+    <w:p>
+      <w:pPr>
+        <w:spacing w:after="80"/>
+      </w:pPr>
+      <w:r>
+        <w:rPr>
+          <w:rFonts w:ascii="Arial" w:hAnsi="Arial"/>
+          <w:b/>
+          <w:color w:val="1F2933"/>
+          <w:sz w:val="24"/>
+        </w:rPr>
+        <w:t>Specific Contributions This Checkpoint</w:t>
+      </w:r>
+    </w:p>
+    <w:p>
+      <w:pPr>
+        <w:spacing w:after="240"/>
+      </w:pPr>
+      <w:r>
+        <w:rPr>
+          <w:rFonts w:ascii="Arial" w:hAnsi="Arial"/>
+          <w:i/>
+          <w:color w:val="5A6672"/>
+          <w:sz w:val="18"/>
+        </w:rPr>
+        <w:t>Write these in your own words. Be specific about what you personally did.</w:t>
+      </w:r>
+    </w:p>
+    <w:p>
+      <w:pPr>
+        <w:spacing w:after="320"/>
+        <w:pBdr>
+          <w:bottom w:val="single" w:sz="6" w:space="1" w:color="7B8794"/>
+        </w:pBdr>
+      </w:pPr>
+      <w:r>
+        <w:rPr>
+          <w:rFonts w:ascii="Arial" w:hAnsi="Arial"/>
+          <w:color w:val="1F2933"/>
+          <w:sz w:val="22"/>
+        </w:rPr>
+        <w:t xml:space="preserve">1.  </w:t>
+      </w:r>
+    </w:p>
+    <w:p>
+      <w:pPr>
+        <w:spacing w:after="320"/>
+        <w:pBdr>
+          <w:bottom w:val="single" w:sz="6" w:space="1" w:color="7B8794"/>
+        </w:pBdr>
+      </w:pPr>
+    </w:p>
+    <w:p>
+      <w:pPr>
+        <w:spacing w:after="320"/>
+        <w:pBdr>
+          <w:bottom w:val="single" w:sz="6" w:space="1" w:color="7B8794"/>
+        </w:pBdr>
+      </w:pPr>
+      <w:r>
+        <w:rPr>
+          <w:rFonts w:ascii="Arial" w:hAnsi="Arial"/>
+          <w:color w:val="1F2933"/>
+          <w:sz w:val="22"/>
+        </w:rPr>
+        <w:t xml:space="preserve">2.  </w:t>
+      </w:r>
+    </w:p>
+    <w:p>
+      <w:pPr>
+        <w:spacing w:after="320"/>
+        <w:pBdr>
+          <w:bottom w:val="single" w:sz="6" w:space="1" w:color="7B8794"/>
+        </w:pBdr>
+      </w:pPr>
+    </w:p>
+    <w:p>
+      <w:pPr>
+        <w:spacing w:after="320"/>
+        <w:pBdr>
+          <w:bottom w:val="single" w:sz="6" w:space="1" w:color="7B8794"/>
+        </w:pBdr>
+      </w:pPr>
+      <w:r>
+        <w:rPr>
+          <w:rFonts w:ascii="Arial" w:hAnsi="Arial"/>
+          <w:color w:val="1F2933"/>
+          <w:sz w:val="22"/>
+        </w:rPr>
+        <w:t xml:space="preserve">3.  </w:t>
+      </w:r>
+    </w:p>
+    <w:p>
+      <w:pPr>
+        <w:spacing w:after="320"/>
+        <w:pBdr>
+          <w:bottom w:val="single" w:sz="6" w:space="1" w:color="7B8794"/>
+        </w:pBdr>
+      </w:pPr>
+    </w:p>
+    <w:p>
+      <w:pPr>
+        <w:spacing w:before="240" w:after="520"/>
+      </w:pPr>
+      <w:r>
+        <w:rPr>
+          <w:rFonts w:ascii="Arial" w:hAnsi="Arial"/>
+          <w:color w:val="1F2933"/>
+          <w:sz w:val="21"/>
+        </w:rPr>
+        <w:t>I certify that the contributions listed above are accurate and reflect my actual participation.</w:t>
+      </w:r>
+    </w:p>
+    <w:tbl>
+      <w:tblPr>
+        <w:tblW w:type="auto" w:w="0"/>
+        <w:tblLayout w:type="fixed"/>
+        <w:tblLook w:firstColumn="1" w:firstRow="1" w:lastColumn="0" w:lastRow="0" w:noHBand="0" w:noVBand="1" w:val="04A0"/>
+      </w:tblPr>
+      <w:tblGrid>
+        <w:gridCol w:w="4680"/>
+        <w:gridCol w:w="4680"/>
+      </w:tblGrid>
+      <w:tr>
+        <w:tc>
+          <w:tcPr>
+            <w:tcW w:type="dxa" w:w="5616"/>
+          </w:tcPr>
+          <w:p>
+            <w:pPr>
+              <w:pBdr>
+                <w:bottom w:val="single" w:sz="6" w:space="1" w:color="7B8794"/>
+              </w:pBdr>
+            </w:pPr>
+            <w:r>
+              <w:rPr>
+                <w:rFonts w:ascii="Arial" w:hAnsi="Arial"/>
+                <w:b/>
+                <w:color w:val="1F2933"/>
+                <w:sz w:val="22"/>
+              </w:rPr>
+              <w:t>Signature:</w:t>
+            </w:r>
+          </w:p>
+        </w:tc>
+        <w:tc>
+          <w:tcPr>
+            <w:tcW w:type="dxa" w:w="3456"/>
+          </w:tcPr>
+          <w:p>
+            <w:pPr>
+              <w:pBdr>
+                <w:bottom w:val="single" w:sz="6" w:space="1" w:color="7B8794"/>
+              </w:pBdr>
+            </w:pPr>
+            <w:r>
+              <w:rPr>
+                <w:rFonts w:ascii="Arial" w:hAnsi="Arial"/>
+                <w:b/>
+                <w:color w:val="1F2933"/>
+                <w:sz w:val="22"/>
+              </w:rPr>
+              <w:t>Date:</w:t>
+            </w:r>
+          </w:p>
+        </w:tc>
+      </w:tr>
+    </w:tbl>
+    <w:p>
+      <w:r>
+        <w:br w:type="page"/>
+      </w:r>
+    </w:p>
+    <w:p>
+      <w:pPr>
+        <w:spacing w:after="120"/>
+      </w:pPr>
+      <w:r>
+        <w:rPr>
+          <w:rFonts w:ascii="Arial" w:hAnsi="Arial"/>
+          <w:b/>
+          <w:color w:val="2F6F9F"/>
+          <w:sz w:val="32"/>
+        </w:rPr>
+        <w:t>Individual Contribution Form</w:t>
+      </w:r>
+    </w:p>
+    <w:p>
+      <w:pPr>
+        <w:spacing w:after="40"/>
+      </w:pPr>
+      <w:r>
+        <w:rPr>
+          <w:rFonts w:ascii="Arial" w:hAnsi="Arial"/>
+          <w:b/>
+          <w:color w:val="1F2933"/>
+          <w:sz w:val="22"/>
+        </w:rPr>
+        <w:t>BED 106 — Business Analytics · Mini Capstone Project</w:t>
+      </w:r>
+    </w:p>
+    <w:p>
+      <w:pPr>
+        <w:spacing w:after="320"/>
+      </w:pPr>
+      <w:r>
+        <w:rPr>
+          <w:rFonts w:ascii="Arial" w:hAnsi="Arial"/>
+          <w:i/>
+          <w:color w:val="5A6672"/>
+          <w:sz w:val="18"/>
+        </w:rPr>
+        <w:t>Talibon Polytechnic College · A.Y. 2026–2027, 1st Semester · Instructor: Jessie A. Melendres</w:t>
+      </w:r>
+    </w:p>
+    <w:p>
+      <w:pPr>
+        <w:spacing w:after="280" w:before="40"/>
+        <w:pBdr>
+          <w:bottom w:val="single" w:sz="6" w:space="1" w:color="7B8794"/>
+        </w:pBdr>
+      </w:pPr>
+      <w:r>
+        <w:rPr>
+          <w:rFonts w:ascii="Arial" w:hAnsi="Arial"/>
+          <w:b/>
+          <w:color w:val="1F2933"/>
+          <w:sz w:val="22"/>
+        </w:rPr>
+        <w:t>Group Name / Number:</w:t>
+      </w:r>
+      <w:r>
+        <w:rPr>
+          <w:sz w:val="22"/>
+        </w:rPr>
+        <w:t xml:space="preserve">  </w:t>
+      </w:r>
+    </w:p>
+    <w:p>
+      <w:pPr>
+        <w:spacing w:after="360"/>
+        <w:pBdr>
+          <w:bottom w:val="single" w:sz="6" w:space="1" w:color="7B8794"/>
+        </w:pBdr>
+      </w:pPr>
+      <w:r>
+        <w:rPr>
+          <w:rFonts w:ascii="Arial" w:hAnsi="Arial"/>
+          <w:b/>
+          <w:color w:val="1F2933"/>
+          <w:sz w:val="22"/>
+        </w:rPr>
+        <w:t xml:space="preserve">Checkpoint No.:  </w:t>
+      </w:r>
+      <w:r>
+        <w:rPr>
+          <w:rFonts w:ascii="Arial" w:hAnsi="Arial"/>
+          <w:color w:val="2F6F9F"/>
+          <w:sz w:val="22"/>
+        </w:rPr>
+        <w:t>3 — BI Dashboard Development</w:t>
+      </w:r>
+    </w:p>
+    <w:p>
+      <w:pPr>
+        <w:spacing w:after="280" w:before="40"/>
+        <w:pBdr>
+          <w:bottom w:val="single" w:sz="6" w:space="1" w:color="7B8794"/>
+        </w:pBdr>
+      </w:pPr>
+      <w:r>
+        <w:rPr>
+          <w:rFonts w:ascii="Arial" w:hAnsi="Arial"/>
+          <w:b/>
+          <w:color w:val="1F2933"/>
+          <w:sz w:val="22"/>
+        </w:rPr>
+        <w:t>Member Name:</w:t>
+      </w:r>
+      <w:r>
+        <w:rPr>
+          <w:sz w:val="22"/>
+        </w:rPr>
+        <w:t xml:space="preserve">  </w:t>
+      </w:r>
+    </w:p>
+    <w:p>
+      <w:pPr>
+        <w:spacing w:after="280" w:before="40"/>
+        <w:pBdr>
+          <w:bottom w:val="single" w:sz="6" w:space="1" w:color="7B8794"/>
+        </w:pBdr>
+      </w:pPr>
+      <w:r>
+        <w:rPr>
+          <w:rFonts w:ascii="Arial" w:hAnsi="Arial"/>
+          <w:b/>
+          <w:color w:val="1F2933"/>
+          <w:sz w:val="22"/>
+        </w:rPr>
+        <w:t>Role:</w:t>
+      </w:r>
+      <w:r>
+        <w:rPr>
+          <w:sz w:val="22"/>
+        </w:rPr>
+        <w:t xml:space="preserve">  </w:t>
+      </w:r>
+    </w:p>
+    <w:p>
+      <w:pPr>
+        <w:spacing w:after="80"/>
+      </w:pPr>
+      <w:r>
+        <w:rPr>
+          <w:rFonts w:ascii="Arial" w:hAnsi="Arial"/>
+          <w:b/>
+          <w:color w:val="1F2933"/>
+          <w:sz w:val="24"/>
+        </w:rPr>
+        <w:t>Specific Contributions This Checkpoint</w:t>
+      </w:r>
+    </w:p>
+    <w:p>
+      <w:pPr>
+        <w:spacing w:after="240"/>
+      </w:pPr>
+      <w:r>
+        <w:rPr>
+          <w:rFonts w:ascii="Arial" w:hAnsi="Arial"/>
+          <w:i/>
+          <w:color w:val="5A6672"/>
+          <w:sz w:val="18"/>
+        </w:rPr>
+        <w:t>Write these in your own words. Be specific about what you personally did.</w:t>
+      </w:r>
+    </w:p>
+    <w:p>
+      <w:pPr>
+        <w:spacing w:after="320"/>
+        <w:pBdr>
+          <w:bottom w:val="single" w:sz="6" w:space="1" w:color="7B8794"/>
+        </w:pBdr>
+      </w:pPr>
+      <w:r>
+        <w:rPr>
+          <w:rFonts w:ascii="Arial" w:hAnsi="Arial"/>
+          <w:color w:val="1F2933"/>
+          <w:sz w:val="22"/>
+        </w:rPr>
+        <w:t xml:space="preserve">1.  </w:t>
+      </w:r>
+    </w:p>
+    <w:p>
+      <w:pPr>
+        <w:spacing w:after="320"/>
+        <w:pBdr>
+          <w:bottom w:val="single" w:sz="6" w:space="1" w:color="7B8794"/>
+        </w:pBdr>
+      </w:pPr>
+    </w:p>
+    <w:p>
+      <w:pPr>
+        <w:spacing w:after="320"/>
+        <w:pBdr>
+          <w:bottom w:val="single" w:sz="6" w:space="1" w:color="7B8794"/>
+        </w:pBdr>
+      </w:pPr>
+      <w:r>
+        <w:rPr>
+          <w:rFonts w:ascii="Arial" w:hAnsi="Arial"/>
+          <w:color w:val="1F2933"/>
+          <w:sz w:val="22"/>
+        </w:rPr>
+        <w:t xml:space="preserve">2.  </w:t>
+      </w:r>
+    </w:p>
+    <w:p>
+      <w:pPr>
+        <w:spacing w:after="320"/>
+        <w:pBdr>
+          <w:bottom w:val="single" w:sz="6" w:space="1" w:color="7B8794"/>
+        </w:pBdr>
+      </w:pPr>
+    </w:p>
+    <w:p>
+      <w:pPr>
+        <w:spacing w:after="320"/>
+        <w:pBdr>
+          <w:bottom w:val="single" w:sz="6" w:space="1" w:color="7B8794"/>
+        </w:pBdr>
+      </w:pPr>
+      <w:r>
+        <w:rPr>
+          <w:rFonts w:ascii="Arial" w:hAnsi="Arial"/>
+          <w:color w:val="1F2933"/>
+          <w:sz w:val="22"/>
+        </w:rPr>
+        <w:t xml:space="preserve">3.  </w:t>
+      </w:r>
+    </w:p>
+    <w:p>
+      <w:pPr>
+        <w:spacing w:after="320"/>
+        <w:pBdr>
+          <w:bottom w:val="single" w:sz="6" w:space="1" w:color="7B8794"/>
+        </w:pBdr>
+      </w:pPr>
+    </w:p>
+    <w:p>
+      <w:pPr>
+        <w:spacing w:before="240" w:after="520"/>
+      </w:pPr>
+      <w:r>
+        <w:rPr>
+          <w:rFonts w:ascii="Arial" w:hAnsi="Arial"/>
+          <w:color w:val="1F2933"/>
+          <w:sz w:val="21"/>
+        </w:rPr>
+        <w:t>I certify that the contributions listed above are accurate and reflect my actual participation.</w:t>
+      </w:r>
+    </w:p>
+    <w:tbl>
+      <w:tblPr>
+        <w:tblW w:type="auto" w:w="0"/>
+        <w:tblLayout w:type="fixed"/>
+        <w:tblLook w:firstColumn="1" w:firstRow="1" w:lastColumn="0" w:lastRow="0" w:noHBand="0" w:noVBand="1" w:val="04A0"/>
+      </w:tblPr>
+      <w:tblGrid>
+        <w:gridCol w:w="4680"/>
+        <w:gridCol w:w="4680"/>
+      </w:tblGrid>
+      <w:tr>
+        <w:tc>
+          <w:tcPr>
+            <w:tcW w:type="dxa" w:w="5616"/>
+          </w:tcPr>
+          <w:p>
+            <w:pPr>
+              <w:pBdr>
+                <w:bottom w:val="single" w:sz="6" w:space="1" w:color="7B8794"/>
+              </w:pBdr>
+            </w:pPr>
+            <w:r>
+              <w:rPr>
+                <w:rFonts w:ascii="Arial" w:hAnsi="Arial"/>
+                <w:b/>
+                <w:color w:val="1F2933"/>
+                <w:sz w:val="22"/>
+              </w:rPr>
+              <w:t>Signature:</w:t>
+            </w:r>
+          </w:p>
+        </w:tc>
+        <w:tc>
+          <w:tcPr>
+            <w:tcW w:type="dxa" w:w="3456"/>
+          </w:tcPr>
+          <w:p>
+            <w:pPr>
+              <w:pBdr>
+                <w:bottom w:val="single" w:sz="6" w:space="1" w:color="7B8794"/>
+              </w:pBdr>
+            </w:pPr>
+            <w:r>
+              <w:rPr>
+                <w:rFonts w:ascii="Arial" w:hAnsi="Arial"/>
+                <w:b/>
+                <w:color w:val="1F2933"/>
+                <w:sz w:val="22"/>
+              </w:rPr>
+              <w:t>Date:</w:t>
+            </w:r>
+          </w:p>
+        </w:tc>
+      </w:tr>
+    </w:tbl>
+    <w:p>
+      <w:r>
+        <w:br w:type="page"/>
+      </w:r>
+    </w:p>
+    <w:p>
+      <w:pPr>
+        <w:spacing w:after="120"/>
+      </w:pPr>
+      <w:r>
+        <w:rPr>
+          <w:rFonts w:ascii="Arial" w:hAnsi="Arial"/>
+          <w:b/>
+          <w:color w:val="2F6F9F"/>
+          <w:sz w:val="32"/>
+        </w:rPr>
+        <w:t>Individual Contribution Form</w:t>
+      </w:r>
+    </w:p>
+    <w:p>
+      <w:pPr>
+        <w:spacing w:after="40"/>
+      </w:pPr>
+      <w:r>
+        <w:rPr>
+          <w:rFonts w:ascii="Arial" w:hAnsi="Arial"/>
+          <w:b/>
+          <w:color w:val="1F2933"/>
+          <w:sz w:val="22"/>
+        </w:rPr>
+        <w:t>BED 106 — Business Analytics · Mini Capstone Project</w:t>
+      </w:r>
+    </w:p>
+    <w:p>
+      <w:pPr>
+        <w:spacing w:after="320"/>
+      </w:pPr>
+      <w:r>
+        <w:rPr>
+          <w:rFonts w:ascii="Arial" w:hAnsi="Arial"/>
+          <w:i/>
+          <w:color w:val="5A6672"/>
+          <w:sz w:val="18"/>
+        </w:rPr>
+        <w:t>Talibon Polytechnic College · A.Y. 2026–2027, 1st Semester · Instructor: Jessie A. Melendres</w:t>
+      </w:r>
+    </w:p>
+    <w:p>
+      <w:pPr>
+        <w:spacing w:after="280" w:before="40"/>
+        <w:pBdr>
+          <w:bottom w:val="single" w:sz="6" w:space="1" w:color="7B8794"/>
+        </w:pBdr>
+      </w:pPr>
+      <w:r>
+        <w:rPr>
+          <w:rFonts w:ascii="Arial" w:hAnsi="Arial"/>
+          <w:b/>
+          <w:color w:val="1F2933"/>
+          <w:sz w:val="22"/>
+        </w:rPr>
+        <w:t>Group Name / Number:</w:t>
+      </w:r>
+      <w:r>
+        <w:rPr>
+          <w:sz w:val="22"/>
+        </w:rPr>
+        <w:t xml:space="preserve">  </w:t>
+      </w:r>
+    </w:p>
+    <w:p>
+      <w:pPr>
+        <w:spacing w:after="360"/>
+        <w:pBdr>
+          <w:bottom w:val="single" w:sz="6" w:space="1" w:color="7B8794"/>
+        </w:pBdr>
+      </w:pPr>
+      <w:r>
+        <w:rPr>
+          <w:rFonts w:ascii="Arial" w:hAnsi="Arial"/>
+          <w:b/>
+          <w:color w:val="1F2933"/>
+          <w:sz w:val="22"/>
+        </w:rPr>
+        <w:t xml:space="preserve">Checkpoint No.:  </w:t>
+      </w:r>
+      <w:r>
+        <w:rPr>
+          <w:rFonts w:ascii="Arial" w:hAnsi="Arial"/>
+          <w:color w:val="2F6F9F"/>
+          <w:sz w:val="22"/>
+        </w:rPr>
+        <w:t>3 — BI Dashboard Development</w:t>
+      </w:r>
+    </w:p>
+    <w:p>
+      <w:pPr>
+        <w:spacing w:after="280" w:before="40"/>
+        <w:pBdr>
+          <w:bottom w:val="single" w:sz="6" w:space="1" w:color="7B8794"/>
+        </w:pBdr>
+      </w:pPr>
+      <w:r>
+        <w:rPr>
+          <w:rFonts w:ascii="Arial" w:hAnsi="Arial"/>
+          <w:b/>
+          <w:color w:val="1F2933"/>
+          <w:sz w:val="22"/>
+        </w:rPr>
+        <w:t>Member Name:</w:t>
+      </w:r>
+      <w:r>
+        <w:rPr>
+          <w:sz w:val="22"/>
+        </w:rPr>
+        <w:t xml:space="preserve">  </w:t>
+      </w:r>
+    </w:p>
+    <w:p>
+      <w:pPr>
+        <w:spacing w:after="280" w:before="40"/>
+        <w:pBdr>
+          <w:bottom w:val="single" w:sz="6" w:space="1" w:color="7B8794"/>
+        </w:pBdr>
+      </w:pPr>
+      <w:r>
+        <w:rPr>
+          <w:rFonts w:ascii="Arial" w:hAnsi="Arial"/>
+          <w:b/>
+          <w:color w:val="1F2933"/>
+          <w:sz w:val="22"/>
+        </w:rPr>
+        <w:t>Role:</w:t>
+      </w:r>
+      <w:r>
+        <w:rPr>
+          <w:sz w:val="22"/>
+        </w:rPr>
+        <w:t xml:space="preserve">  </w:t>
+      </w:r>
+    </w:p>
+    <w:p>
+      <w:pPr>
+        <w:spacing w:after="80"/>
+      </w:pPr>
+      <w:r>
+        <w:rPr>
+          <w:rFonts w:ascii="Arial" w:hAnsi="Arial"/>
+          <w:b/>
+          <w:color w:val="1F2933"/>
+          <w:sz w:val="24"/>
+        </w:rPr>
+        <w:t>Specific Contributions This Checkpoint</w:t>
+      </w:r>
+    </w:p>
+    <w:p>
+      <w:pPr>
+        <w:spacing w:after="240"/>
+      </w:pPr>
+      <w:r>
+        <w:rPr>
+          <w:rFonts w:ascii="Arial" w:hAnsi="Arial"/>
+          <w:i/>
+          <w:color w:val="5A6672"/>
+          <w:sz w:val="18"/>
+        </w:rPr>
+        <w:t>Write these in your own words. Be specific about what you personally did.</w:t>
+      </w:r>
+    </w:p>
+    <w:p>
+      <w:pPr>
+        <w:spacing w:after="320"/>
+        <w:pBdr>
+          <w:bottom w:val="single" w:sz="6" w:space="1" w:color="7B8794"/>
+        </w:pBdr>
+      </w:pPr>
+      <w:r>
+        <w:rPr>
+          <w:rFonts w:ascii="Arial" w:hAnsi="Arial"/>
+          <w:color w:val="1F2933"/>
+          <w:sz w:val="22"/>
+        </w:rPr>
+        <w:t xml:space="preserve">1.  </w:t>
+      </w:r>
+    </w:p>
+    <w:p>
+      <w:pPr>
+        <w:spacing w:after="320"/>
+        <w:pBdr>
+          <w:bottom w:val="single" w:sz="6" w:space="1" w:color="7B8794"/>
+        </w:pBdr>
+      </w:pPr>
+    </w:p>
+    <w:p>
+      <w:pPr>
+        <w:spacing w:after="320"/>
+        <w:pBdr>
+          <w:bottom w:val="single" w:sz="6" w:space="1" w:color="7B8794"/>
+        </w:pBdr>
+      </w:pPr>
+      <w:r>
+        <w:rPr>
+          <w:rFonts w:ascii="Arial" w:hAnsi="Arial"/>
+          <w:color w:val="1F2933"/>
+          <w:sz w:val="22"/>
+        </w:rPr>
+        <w:t xml:space="preserve">2.  </w:t>
+      </w:r>
+    </w:p>
+    <w:p>
+      <w:pPr>
+        <w:spacing w:after="320"/>
+        <w:pBdr>
+          <w:bottom w:val="single" w:sz="6" w:space="1" w:color="7B8794"/>
+        </w:pBdr>
+      </w:pPr>
+    </w:p>
+    <w:p>
+      <w:pPr>
+        <w:spacing w:after="320"/>
+        <w:pBdr>
+          <w:bottom w:val="single" w:sz="6" w:space="1" w:color="7B8794"/>
+        </w:pBdr>
+      </w:pPr>
+      <w:r>
+        <w:rPr>
+          <w:rFonts w:ascii="Arial" w:hAnsi="Arial"/>
+          <w:color w:val="1F2933"/>
+          <w:sz w:val="22"/>
+        </w:rPr>
+        <w:t xml:space="preserve">3.  </w:t>
+      </w:r>
+    </w:p>
+    <w:p>
+      <w:pPr>
+        <w:spacing w:after="320"/>
+        <w:pBdr>
+          <w:bottom w:val="single" w:sz="6" w:space="1" w:color="7B8794"/>
+        </w:pBdr>
+      </w:pPr>
+    </w:p>
+    <w:p>
+      <w:pPr>
+        <w:spacing w:before="240" w:after="520"/>
+      </w:pPr>
+      <w:r>
+        <w:rPr>
+          <w:rFonts w:ascii="Arial" w:hAnsi="Arial"/>
+          <w:color w:val="1F2933"/>
+          <w:sz w:val="21"/>
+        </w:rPr>
+        <w:t>I certify that the contributions listed above are accurate and reflect my actual participation.</w:t>
+      </w:r>
+    </w:p>
+    <w:tbl>
+      <w:tblPr>
+        <w:tblW w:type="auto" w:w="0"/>
+        <w:tblLayout w:type="fixed"/>
+        <w:tblLook w:firstColumn="1" w:firstRow="1" w:lastColumn="0" w:lastRow="0" w:noHBand="0" w:noVBand="1" w:val="04A0"/>
+      </w:tblPr>
+      <w:tblGrid>
+        <w:gridCol w:w="4680"/>
+        <w:gridCol w:w="4680"/>
+      </w:tblGrid>
+      <w:tr>
+        <w:tc>
+          <w:tcPr>
+            <w:tcW w:type="dxa" w:w="5616"/>
+          </w:tcPr>
+          <w:p>
+            <w:pPr>
+              <w:pBdr>
+                <w:bottom w:val="single" w:sz="6" w:space="1" w:color="7B8794"/>
+              </w:pBdr>
+            </w:pPr>
+            <w:r>
+              <w:rPr>
+                <w:rFonts w:ascii="Arial" w:hAnsi="Arial"/>
+                <w:b/>
+                <w:color w:val="1F2933"/>
+                <w:sz w:val="22"/>
+              </w:rPr>
+              <w:t>Signature:</w:t>
+            </w:r>
+          </w:p>
+        </w:tc>
+        <w:tc>
+          <w:tcPr>
+            <w:tcW w:type="dxa" w:w="3456"/>
+          </w:tcPr>
+          <w:p>
+            <w:pPr>
+              <w:pBdr>
+                <w:bottom w:val="single" w:sz="6" w:space="1" w:color="7B8794"/>
+              </w:pBdr>
+            </w:pPr>
+            <w:r>
+              <w:rPr>
+                <w:rFonts w:ascii="Arial" w:hAnsi="Arial"/>
+                <w:b/>
+                <w:color w:val="1F2933"/>
+                <w:sz w:val="22"/>
+              </w:rPr>
+              <w:t>Date:</w:t>
+            </w:r>
+          </w:p>
+        </w:tc>
+      </w:tr>
+    </w:tbl>
+    <w:p>
+      <w:r>
+        <w:br w:type="page"/>
+      </w:r>
+    </w:p>
+    <w:p>
+      <w:pPr>
+        <w:spacing w:after="120"/>
+      </w:pPr>
+      <w:r>
+        <w:rPr>
+          <w:rFonts w:ascii="Arial" w:hAnsi="Arial"/>
+          <w:b/>
+          <w:color w:val="2F6F9F"/>
+          <w:sz w:val="32"/>
+        </w:rPr>
+        <w:t>Individual Contribution Form</w:t>
+      </w:r>
+    </w:p>
+    <w:p>
+      <w:pPr>
+        <w:spacing w:after="40"/>
+      </w:pPr>
+      <w:r>
+        <w:rPr>
+          <w:rFonts w:ascii="Arial" w:hAnsi="Arial"/>
+          <w:b/>
+          <w:color w:val="1F2933"/>
+          <w:sz w:val="22"/>
+        </w:rPr>
+        <w:t>BED 106 — Business Analytics · Mini Capstone Project</w:t>
+      </w:r>
+    </w:p>
+    <w:p>
+      <w:pPr>
+        <w:spacing w:after="320"/>
+      </w:pPr>
+      <w:r>
+        <w:rPr>
+          <w:rFonts w:ascii="Arial" w:hAnsi="Arial"/>
+          <w:i/>
+          <w:color w:val="5A6672"/>
+          <w:sz w:val="18"/>
+        </w:rPr>
+        <w:t>Talibon Polytechnic College · A.Y. 2026–2027, 1st Semester · Instructor: Jessie A. Melendres</w:t>
+      </w:r>
+    </w:p>
+    <w:p>
+      <w:pPr>
+        <w:spacing w:after="280" w:before="40"/>
+        <w:pBdr>
+          <w:bottom w:val="single" w:sz="6" w:space="1" w:color="7B8794"/>
+        </w:pBdr>
+      </w:pPr>
+      <w:r>
+        <w:rPr>
+          <w:rFonts w:ascii="Arial" w:hAnsi="Arial"/>
+          <w:b/>
+          <w:color w:val="1F2933"/>
+          <w:sz w:val="22"/>
+        </w:rPr>
+        <w:t>Group Name / Number:</w:t>
+      </w:r>
+      <w:r>
+        <w:rPr>
+          <w:sz w:val="22"/>
+        </w:rPr>
+        <w:t xml:space="preserve">  </w:t>
+      </w:r>
+    </w:p>
+    <w:p>
+      <w:pPr>
+        <w:spacing w:after="360"/>
+        <w:pBdr>
+          <w:bottom w:val="single" w:sz="6" w:space="1" w:color="7B8794"/>
+        </w:pBdr>
+      </w:pPr>
+      <w:r>
+        <w:rPr>
+          <w:rFonts w:ascii="Arial" w:hAnsi="Arial"/>
+          <w:b/>
+          <w:color w:val="1F2933"/>
+          <w:sz w:val="22"/>
+        </w:rPr>
+        <w:t xml:space="preserve">Checkpoint No.:  </w:t>
+      </w:r>
+      <w:r>
+        <w:rPr>
+          <w:rFonts w:ascii="Arial" w:hAnsi="Arial"/>
+          <w:color w:val="2F6F9F"/>
+          <w:sz w:val="22"/>
+        </w:rPr>
+        <w:t>3 — BI Dashboard Development</w:t>
+      </w:r>
+    </w:p>
+    <w:p>
+      <w:pPr>
+        <w:spacing w:after="280" w:before="40"/>
+        <w:pBdr>
+          <w:bottom w:val="single" w:sz="6" w:space="1" w:color="7B8794"/>
+        </w:pBdr>
+      </w:pPr>
+      <w:r>
+        <w:rPr>
+          <w:rFonts w:ascii="Arial" w:hAnsi="Arial"/>
+          <w:b/>
+          <w:color w:val="1F2933"/>
+          <w:sz w:val="22"/>
+        </w:rPr>
+        <w:t>Member Name:</w:t>
+      </w:r>
+      <w:r>
+        <w:rPr>
+          <w:sz w:val="22"/>
+        </w:rPr>
+        <w:t xml:space="preserve">  </w:t>
+      </w:r>
+    </w:p>
+    <w:p>
+      <w:pPr>
+        <w:spacing w:after="280" w:before="40"/>
+        <w:pBdr>
+          <w:bottom w:val="single" w:sz="6" w:space="1" w:color="7B8794"/>
+        </w:pBdr>
+      </w:pPr>
+      <w:r>
+        <w:rPr>
+          <w:rFonts w:ascii="Arial" w:hAnsi="Arial"/>
+          <w:b/>
+          <w:color w:val="1F2933"/>
+          <w:sz w:val="22"/>
+        </w:rPr>
+        <w:t>Role:</w:t>
+      </w:r>
+      <w:r>
+        <w:rPr>
+          <w:sz w:val="22"/>
+        </w:rPr>
+        <w:t xml:space="preserve">  </w:t>
+      </w:r>
+    </w:p>
+    <w:p>
+      <w:pPr>
+        <w:spacing w:after="80"/>
+      </w:pPr>
+      <w:r>
+        <w:rPr>
+          <w:rFonts w:ascii="Arial" w:hAnsi="Arial"/>
+          <w:b/>
+          <w:color w:val="1F2933"/>
+          <w:sz w:val="24"/>
+        </w:rPr>
+        <w:t>Specific Contributions This Checkpoint</w:t>
+      </w:r>
+    </w:p>
+    <w:p>
+      <w:pPr>
+        <w:spacing w:after="240"/>
+      </w:pPr>
+      <w:r>
+        <w:rPr>
+          <w:rFonts w:ascii="Arial" w:hAnsi="Arial"/>
+          <w:i/>
+          <w:color w:val="5A6672"/>
+          <w:sz w:val="18"/>
+        </w:rPr>
+        <w:t>Write these in your own words. Be specific about what you personally did.</w:t>
+      </w:r>
+    </w:p>
+    <w:p>
+      <w:pPr>
+        <w:spacing w:after="320"/>
+        <w:pBdr>
+          <w:bottom w:val="single" w:sz="6" w:space="1" w:color="7B8794"/>
+        </w:pBdr>
+      </w:pPr>
+      <w:r>
+        <w:rPr>
+          <w:rFonts w:ascii="Arial" w:hAnsi="Arial"/>
+          <w:color w:val="1F2933"/>
+          <w:sz w:val="22"/>
+        </w:rPr>
+        <w:t xml:space="preserve">1.  </w:t>
+      </w:r>
+    </w:p>
+    <w:p>
+      <w:pPr>
+        <w:spacing w:after="320"/>
+        <w:pBdr>
+          <w:bottom w:val="single" w:sz="6" w:space="1" w:color="7B8794"/>
+        </w:pBdr>
+      </w:pPr>
+    </w:p>
+    <w:p>
+      <w:pPr>
+        <w:spacing w:after="320"/>
+        <w:pBdr>
+          <w:bottom w:val="single" w:sz="6" w:space="1" w:color="7B8794"/>
+        </w:pBdr>
+      </w:pPr>
+      <w:r>
+        <w:rPr>
+          <w:rFonts w:ascii="Arial" w:hAnsi="Arial"/>
+          <w:color w:val="1F2933"/>
+          <w:sz w:val="22"/>
+        </w:rPr>
+        <w:t xml:space="preserve">2.  </w:t>
+      </w:r>
+    </w:p>
+    <w:p>
+      <w:pPr>
+        <w:spacing w:after="320"/>
+        <w:pBdr>
+          <w:bottom w:val="single" w:sz="6" w:space="1" w:color="7B8794"/>
+        </w:pBdr>
+      </w:pPr>
+    </w:p>
+    <w:p>
+      <w:pPr>
+        <w:spacing w:after="320"/>
+        <w:pBdr>
+          <w:bottom w:val="single" w:sz="6" w:space="1" w:color="7B8794"/>
+        </w:pBdr>
+      </w:pPr>
+      <w:r>
+        <w:rPr>
+          <w:rFonts w:ascii="Arial" w:hAnsi="Arial"/>
+          <w:color w:val="1F2933"/>
+          <w:sz w:val="22"/>
+        </w:rPr>
+        <w:t xml:space="preserve">3.  </w:t>
+      </w:r>
+    </w:p>
+    <w:p>
+      <w:pPr>
+        <w:spacing w:after="320"/>
+        <w:pBdr>
+          <w:bottom w:val="single" w:sz="6" w:space="1" w:color="7B8794"/>
+        </w:pBdr>
+      </w:pPr>
+    </w:p>
+    <w:p>
+      <w:pPr>
+        <w:spacing w:before="240" w:after="520"/>
+      </w:pPr>
+      <w:r>
+        <w:rPr>
+          <w:rFonts w:ascii="Arial" w:hAnsi="Arial"/>
+          <w:color w:val="1F2933"/>
+          <w:sz w:val="21"/>
+        </w:rPr>
+        <w:t>I certify that the contributions listed above are accurate and reflect my actual participation.</w:t>
+      </w:r>
+    </w:p>
+    <w:tbl>
+      <w:tblPr>
+        <w:tblW w:type="auto" w:w="0"/>
+        <w:tblLayout w:type="fixed"/>
+        <w:tblLook w:firstColumn="1" w:firstRow="1" w:lastColumn="0" w:lastRow="0" w:noHBand="0" w:noVBand="1" w:val="04A0"/>
+      </w:tblPr>
+      <w:tblGrid>
+        <w:gridCol w:w="4680"/>
+        <w:gridCol w:w="4680"/>
+      </w:tblGrid>
+      <w:tr>
+        <w:tc>
+          <w:tcPr>
+            <w:tcW w:type="dxa" w:w="5616"/>
+          </w:tcPr>
+          <w:p>
+            <w:pPr>
+              <w:pBdr>
+                <w:bottom w:val="single" w:sz="6" w:space="1" w:color="7B8794"/>
+              </w:pBdr>
+            </w:pPr>
+            <w:r>
+              <w:rPr>
+                <w:rFonts w:ascii="Arial" w:hAnsi="Arial"/>
+                <w:b/>
+                <w:color w:val="1F2933"/>
+                <w:sz w:val="22"/>
+              </w:rPr>
+              <w:t>Signature:</w:t>
+            </w:r>
+          </w:p>
+        </w:tc>
+        <w:tc>
+          <w:tcPr>
+            <w:tcW w:type="dxa" w:w="3456"/>
+          </w:tcPr>
+          <w:p>
+            <w:pPr>
+              <w:pBdr>
+                <w:bottom w:val="single" w:sz="6" w:space="1" w:color="7B8794"/>
+              </w:pBdr>
+            </w:pPr>
+            <w:r>
+              <w:rPr>
+                <w:rFonts w:ascii="Arial" w:hAnsi="Arial"/>
+                <w:b/>
+                <w:color w:val="1F2933"/>
+                <w:sz w:val="22"/>
+              </w:rPr>
+              <w:t>Date:</w:t>
+            </w:r>
+          </w:p>
+        </w:tc>
+      </w:tr>
+    </w:tbl>
+    <w:p>
+      <w:r>
+        <w:br w:type="page"/>
+      </w:r>
+    </w:p>
+    <w:p>
+      <w:pPr>
+        <w:spacing w:after="120"/>
+      </w:pPr>
+      <w:r>
+        <w:rPr>
+          <w:rFonts w:ascii="Arial" w:hAnsi="Arial"/>
+          <w:b/>
+          <w:color w:val="2F6F9F"/>
+          <w:sz w:val="32"/>
+        </w:rPr>
+        <w:t>Individual Contribution Form</w:t>
+      </w:r>
+    </w:p>
+    <w:p>
+      <w:pPr>
+        <w:spacing w:after="40"/>
+      </w:pPr>
+      <w:r>
+        <w:rPr>
+          <w:rFonts w:ascii="Arial" w:hAnsi="Arial"/>
+          <w:b/>
+          <w:color w:val="1F2933"/>
+          <w:sz w:val="22"/>
+        </w:rPr>
+        <w:t>BED 106 — Business Analytics · Mini Capstone Project</w:t>
+      </w:r>
+    </w:p>
+    <w:p>
+      <w:pPr>
+        <w:spacing w:after="320"/>
+      </w:pPr>
+      <w:r>
+        <w:rPr>
+          <w:rFonts w:ascii="Arial" w:hAnsi="Arial"/>
+          <w:i/>
+          <w:color w:val="5A6672"/>
+          <w:sz w:val="18"/>
+        </w:rPr>
+        <w:t>Talibon Polytechnic College · A.Y. 2026–2027, 1st Semester · Instructor: Jessie A. Melendres</w:t>
+      </w:r>
+    </w:p>
+    <w:p>
+      <w:pPr>
+        <w:spacing w:after="280" w:before="40"/>
+        <w:pBdr>
+          <w:bottom w:val="single" w:sz="6" w:space="1" w:color="7B8794"/>
+        </w:pBdr>
+      </w:pPr>
+      <w:r>
+        <w:rPr>
+          <w:rFonts w:ascii="Arial" w:hAnsi="Arial"/>
+          <w:b/>
+          <w:color w:val="1F2933"/>
+          <w:sz w:val="22"/>
+        </w:rPr>
+        <w:t>Group Name / Number:</w:t>
+      </w:r>
+      <w:r>
+        <w:rPr>
+          <w:sz w:val="22"/>
+        </w:rPr>
+        <w:t xml:space="preserve">  </w:t>
+      </w:r>
+    </w:p>
+    <w:p>
+      <w:pPr>
+        <w:spacing w:after="360"/>
+        <w:pBdr>
+          <w:bottom w:val="single" w:sz="6" w:space="1" w:color="7B8794"/>
+        </w:pBdr>
+      </w:pPr>
+      <w:r>
+        <w:rPr>
+          <w:rFonts w:ascii="Arial" w:hAnsi="Arial"/>
+          <w:b/>
+          <w:color w:val="1F2933"/>
+          <w:sz w:val="22"/>
+        </w:rPr>
+        <w:t xml:space="preserve">Checkpoint No.:  </w:t>
+      </w:r>
+      <w:r>
+        <w:rPr>
+          <w:rFonts w:ascii="Arial" w:hAnsi="Arial"/>
+          <w:color w:val="2F6F9F"/>
+          <w:sz w:val="22"/>
+        </w:rPr>
+        <w:t>4 — Capstone Analytics Project &amp; Final Defense</w:t>
+      </w:r>
+    </w:p>
+    <w:p>
+      <w:pPr>
+        <w:spacing w:after="280" w:before="40"/>
+        <w:pBdr>
+          <w:bottom w:val="single" w:sz="6" w:space="1" w:color="7B8794"/>
+        </w:pBdr>
+      </w:pPr>
+      <w:r>
+        <w:rPr>
+          <w:rFonts w:ascii="Arial" w:hAnsi="Arial"/>
+          <w:b/>
+          <w:color w:val="1F2933"/>
+          <w:sz w:val="22"/>
+        </w:rPr>
+        <w:t>Member Name:</w:t>
+      </w:r>
+      <w:r>
+        <w:rPr>
+          <w:sz w:val="22"/>
+        </w:rPr>
+        <w:t xml:space="preserve">  </w:t>
+      </w:r>
+    </w:p>
+    <w:p>
+      <w:pPr>
+        <w:spacing w:after="280" w:before="40"/>
+        <w:pBdr>
+          <w:bottom w:val="single" w:sz="6" w:space="1" w:color="7B8794"/>
+        </w:pBdr>
+      </w:pPr>
+      <w:r>
+        <w:rPr>
+          <w:rFonts w:ascii="Arial" w:hAnsi="Arial"/>
+          <w:b/>
+          <w:color w:val="1F2933"/>
+          <w:sz w:val="22"/>
+        </w:rPr>
+        <w:t>Role:</w:t>
+      </w:r>
+      <w:r>
+        <w:rPr>
+          <w:sz w:val="22"/>
+        </w:rPr>
+        <w:t xml:space="preserve">  </w:t>
+      </w:r>
+    </w:p>
+    <w:p>
+      <w:pPr>
+        <w:spacing w:after="80"/>
+      </w:pPr>
+      <w:r>
+        <w:rPr>
+          <w:rFonts w:ascii="Arial" w:hAnsi="Arial"/>
+          <w:b/>
+          <w:color w:val="1F2933"/>
+          <w:sz w:val="24"/>
+        </w:rPr>
+        <w:t>Specific Contributions This Checkpoint</w:t>
+      </w:r>
+    </w:p>
+    <w:p>
+      <w:pPr>
+        <w:spacing w:after="240"/>
+      </w:pPr>
+      <w:r>
+        <w:rPr>
+          <w:rFonts w:ascii="Arial" w:hAnsi="Arial"/>
+          <w:i/>
+          <w:color w:val="5A6672"/>
+          <w:sz w:val="18"/>
+        </w:rPr>
+        <w:t>Write these in your own words. Be specific about what you personally did.</w:t>
+      </w:r>
+    </w:p>
+    <w:p>
+      <w:pPr>
+        <w:spacing w:after="320"/>
+        <w:pBdr>
+          <w:bottom w:val="single" w:sz="6" w:space="1" w:color="7B8794"/>
+        </w:pBdr>
+      </w:pPr>
+      <w:r>
+        <w:rPr>
+          <w:rFonts w:ascii="Arial" w:hAnsi="Arial"/>
+          <w:color w:val="1F2933"/>
+          <w:sz w:val="22"/>
+        </w:rPr>
+        <w:t xml:space="preserve">1.  </w:t>
+      </w:r>
+    </w:p>
+    <w:p>
+      <w:pPr>
+        <w:spacing w:after="320"/>
+        <w:pBdr>
+          <w:bottom w:val="single" w:sz="6" w:space="1" w:color="7B8794"/>
+        </w:pBdr>
+      </w:pPr>
+    </w:p>
+    <w:p>
+      <w:pPr>
+        <w:spacing w:after="320"/>
+        <w:pBdr>
+          <w:bottom w:val="single" w:sz="6" w:space="1" w:color="7B8794"/>
+        </w:pBdr>
+      </w:pPr>
+      <w:r>
+        <w:rPr>
+          <w:rFonts w:ascii="Arial" w:hAnsi="Arial"/>
+          <w:color w:val="1F2933"/>
+          <w:sz w:val="22"/>
+        </w:rPr>
+        <w:t xml:space="preserve">2.  </w:t>
+      </w:r>
+    </w:p>
+    <w:p>
+      <w:pPr>
+        <w:spacing w:after="320"/>
+        <w:pBdr>
+          <w:bottom w:val="single" w:sz="6" w:space="1" w:color="7B8794"/>
+        </w:pBdr>
+      </w:pPr>
+    </w:p>
+    <w:p>
+      <w:pPr>
+        <w:spacing w:after="320"/>
+        <w:pBdr>
+          <w:bottom w:val="single" w:sz="6" w:space="1" w:color="7B8794"/>
+        </w:pBdr>
+      </w:pPr>
+      <w:r>
+        <w:rPr>
+          <w:rFonts w:ascii="Arial" w:hAnsi="Arial"/>
+          <w:color w:val="1F2933"/>
+          <w:sz w:val="22"/>
+        </w:rPr>
+        <w:t xml:space="preserve">3.  </w:t>
+      </w:r>
+    </w:p>
+    <w:p>
+      <w:pPr>
+        <w:spacing w:after="320"/>
+        <w:pBdr>
+          <w:bottom w:val="single" w:sz="6" w:space="1" w:color="7B8794"/>
+        </w:pBdr>
+      </w:pPr>
+    </w:p>
+    <w:p>
+      <w:pPr>
+        <w:spacing w:before="240" w:after="520"/>
+      </w:pPr>
+      <w:r>
+        <w:rPr>
+          <w:rFonts w:ascii="Arial" w:hAnsi="Arial"/>
+          <w:color w:val="1F2933"/>
+          <w:sz w:val="21"/>
+        </w:rPr>
+        <w:t>I certify that the contributions listed above are accurate and reflect my actual participation.</w:t>
+      </w:r>
+    </w:p>
+    <w:tbl>
+      <w:tblPr>
+        <w:tblW w:type="auto" w:w="0"/>
+        <w:tblLayout w:type="fixed"/>
+        <w:tblLook w:firstColumn="1" w:firstRow="1" w:lastColumn="0" w:lastRow="0" w:noHBand="0" w:noVBand="1" w:val="04A0"/>
+      </w:tblPr>
+      <w:tblGrid>
+        <w:gridCol w:w="4680"/>
+        <w:gridCol w:w="4680"/>
+      </w:tblGrid>
+      <w:tr>
+        <w:tc>
+          <w:tcPr>
+            <w:tcW w:type="dxa" w:w="5616"/>
+          </w:tcPr>
+          <w:p>
+            <w:pPr>
+              <w:pBdr>
+                <w:bottom w:val="single" w:sz="6" w:space="1" w:color="7B8794"/>
+              </w:pBdr>
+            </w:pPr>
+            <w:r>
+              <w:rPr>
+                <w:rFonts w:ascii="Arial" w:hAnsi="Arial"/>
+                <w:b/>
+                <w:color w:val="1F2933"/>
+                <w:sz w:val="22"/>
+              </w:rPr>
+              <w:t>Signature:</w:t>
+            </w:r>
+          </w:p>
+        </w:tc>
+        <w:tc>
+          <w:tcPr>
+            <w:tcW w:type="dxa" w:w="3456"/>
+          </w:tcPr>
+          <w:p>
+            <w:pPr>
+              <w:pBdr>
+                <w:bottom w:val="single" w:sz="6" w:space="1" w:color="7B8794"/>
+              </w:pBdr>
+            </w:pPr>
+            <w:r>
+              <w:rPr>
+                <w:rFonts w:ascii="Arial" w:hAnsi="Arial"/>
+                <w:b/>
+                <w:color w:val="1F2933"/>
+                <w:sz w:val="22"/>
+              </w:rPr>
+              <w:t>Date:</w:t>
+            </w:r>
+          </w:p>
+        </w:tc>
+      </w:tr>
+    </w:tbl>
+    <w:p>
+      <w:r>
+        <w:br w:type="page"/>
+      </w:r>
+    </w:p>
+    <w:p>
+      <w:pPr>
+        <w:spacing w:after="120"/>
+      </w:pPr>
+      <w:r>
+        <w:rPr>
+          <w:rFonts w:ascii="Arial" w:hAnsi="Arial"/>
+          <w:b/>
+          <w:color w:val="2F6F9F"/>
+          <w:sz w:val="32"/>
+        </w:rPr>
+        <w:t>Individual Contribution Form</w:t>
+      </w:r>
+    </w:p>
+    <w:p>
+      <w:pPr>
+        <w:spacing w:after="40"/>
+      </w:pPr>
+      <w:r>
+        <w:rPr>
+          <w:rFonts w:ascii="Arial" w:hAnsi="Arial"/>
+          <w:b/>
+          <w:color w:val="1F2933"/>
+          <w:sz w:val="22"/>
+        </w:rPr>
+        <w:t>BED 106 — Business Analytics · Mini Capstone Project</w:t>
+      </w:r>
+    </w:p>
+    <w:p>
+      <w:pPr>
+        <w:spacing w:after="320"/>
+      </w:pPr>
+      <w:r>
+        <w:rPr>
+          <w:rFonts w:ascii="Arial" w:hAnsi="Arial"/>
+          <w:i/>
+          <w:color w:val="5A6672"/>
+          <w:sz w:val="18"/>
+        </w:rPr>
+        <w:t>Talibon Polytechnic College · A.Y. 2026–2027, 1st Semester · Instructor: Jessie A. Melendres</w:t>
+      </w:r>
+    </w:p>
+    <w:p>
+      <w:pPr>
+        <w:spacing w:after="280" w:before="40"/>
+        <w:pBdr>
+          <w:bottom w:val="single" w:sz="6" w:space="1" w:color="7B8794"/>
+        </w:pBdr>
+      </w:pPr>
+      <w:r>
+        <w:rPr>
+          <w:rFonts w:ascii="Arial" w:hAnsi="Arial"/>
+          <w:b/>
+          <w:color w:val="1F2933"/>
+          <w:sz w:val="22"/>
+        </w:rPr>
+        <w:t>Group Name / Number:</w:t>
+      </w:r>
+      <w:r>
+        <w:rPr>
+          <w:sz w:val="22"/>
+        </w:rPr>
+        <w:t xml:space="preserve">  </w:t>
+      </w:r>
+    </w:p>
+    <w:p>
+      <w:pPr>
+        <w:spacing w:after="360"/>
+        <w:pBdr>
+          <w:bottom w:val="single" w:sz="6" w:space="1" w:color="7B8794"/>
+        </w:pBdr>
+      </w:pPr>
+      <w:r>
+        <w:rPr>
+          <w:rFonts w:ascii="Arial" w:hAnsi="Arial"/>
+          <w:b/>
+          <w:color w:val="1F2933"/>
+          <w:sz w:val="22"/>
+        </w:rPr>
+        <w:t xml:space="preserve">Checkpoint No.:  </w:t>
+      </w:r>
+      <w:r>
+        <w:rPr>
+          <w:rFonts w:ascii="Arial" w:hAnsi="Arial"/>
+          <w:color w:val="2F6F9F"/>
+          <w:sz w:val="22"/>
+        </w:rPr>
+        <w:t>4 — Capstone Analytics Project &amp; Final Defense</w:t>
+      </w:r>
+    </w:p>
+    <w:p>
+      <w:pPr>
+        <w:spacing w:after="280" w:before="40"/>
+        <w:pBdr>
+          <w:bottom w:val="single" w:sz="6" w:space="1" w:color="7B8794"/>
+        </w:pBdr>
+      </w:pPr>
+      <w:r>
+        <w:rPr>
+          <w:rFonts w:ascii="Arial" w:hAnsi="Arial"/>
+          <w:b/>
+          <w:color w:val="1F2933"/>
+          <w:sz w:val="22"/>
+        </w:rPr>
+        <w:t>Member Name:</w:t>
+      </w:r>
+      <w:r>
+        <w:rPr>
+          <w:sz w:val="22"/>
+        </w:rPr>
+        <w:t xml:space="preserve">  </w:t>
+      </w:r>
+    </w:p>
+    <w:p>
+      <w:pPr>
+        <w:spacing w:after="280" w:before="40"/>
+        <w:pBdr>
+          <w:bottom w:val="single" w:sz="6" w:space="1" w:color="7B8794"/>
+        </w:pBdr>
+      </w:pPr>
+      <w:r>
+        <w:rPr>
+          <w:rFonts w:ascii="Arial" w:hAnsi="Arial"/>
+          <w:b/>
+          <w:color w:val="1F2933"/>
+          <w:sz w:val="22"/>
+        </w:rPr>
+        <w:t>Role:</w:t>
+      </w:r>
+      <w:r>
+        <w:rPr>
+          <w:sz w:val="22"/>
+        </w:rPr>
+        <w:t xml:space="preserve">  </w:t>
+      </w:r>
+    </w:p>
+    <w:p>
+      <w:pPr>
+        <w:spacing w:after="80"/>
+      </w:pPr>
+      <w:r>
+        <w:rPr>
+          <w:rFonts w:ascii="Arial" w:hAnsi="Arial"/>
+          <w:b/>
+          <w:color w:val="1F2933"/>
+          <w:sz w:val="24"/>
+        </w:rPr>
+        <w:t>Specific Contributions This Checkpoint</w:t>
+      </w:r>
+    </w:p>
+    <w:p>
+      <w:pPr>
+        <w:spacing w:after="240"/>
+      </w:pPr>
+      <w:r>
+        <w:rPr>
+          <w:rFonts w:ascii="Arial" w:hAnsi="Arial"/>
+          <w:i/>
+          <w:color w:val="5A6672"/>
+          <w:sz w:val="18"/>
+        </w:rPr>
+        <w:t>Write these in your own words. Be specific about what you personally did.</w:t>
+      </w:r>
+    </w:p>
+    <w:p>
+      <w:pPr>
+        <w:spacing w:after="320"/>
+        <w:pBdr>
+          <w:bottom w:val="single" w:sz="6" w:space="1" w:color="7B8794"/>
+        </w:pBdr>
+      </w:pPr>
+      <w:r>
+        <w:rPr>
+          <w:rFonts w:ascii="Arial" w:hAnsi="Arial"/>
+          <w:color w:val="1F2933"/>
+          <w:sz w:val="22"/>
+        </w:rPr>
+        <w:t xml:space="preserve">1.  </w:t>
+      </w:r>
+    </w:p>
+    <w:p>
+      <w:pPr>
+        <w:spacing w:after="320"/>
+        <w:pBdr>
+          <w:bottom w:val="single" w:sz="6" w:space="1" w:color="7B8794"/>
+        </w:pBdr>
+      </w:pPr>
+    </w:p>
+    <w:p>
+      <w:pPr>
+        <w:spacing w:after="320"/>
+        <w:pBdr>
+          <w:bottom w:val="single" w:sz="6" w:space="1" w:color="7B8794"/>
+        </w:pBdr>
+      </w:pPr>
+      <w:r>
+        <w:rPr>
+          <w:rFonts w:ascii="Arial" w:hAnsi="Arial"/>
+          <w:color w:val="1F2933"/>
+          <w:sz w:val="22"/>
+        </w:rPr>
+        <w:t xml:space="preserve">2.  </w:t>
+      </w:r>
+    </w:p>
+    <w:p>
+      <w:pPr>
+        <w:spacing w:after="320"/>
+        <w:pBdr>
+          <w:bottom w:val="single" w:sz="6" w:space="1" w:color="7B8794"/>
+        </w:pBdr>
+      </w:pPr>
+    </w:p>
+    <w:p>
+      <w:pPr>
+        <w:spacing w:after="320"/>
+        <w:pBdr>
+          <w:bottom w:val="single" w:sz="6" w:space="1" w:color="7B8794"/>
+        </w:pBdr>
+      </w:pPr>
+      <w:r>
+        <w:rPr>
+          <w:rFonts w:ascii="Arial" w:hAnsi="Arial"/>
+          <w:color w:val="1F2933"/>
+          <w:sz w:val="22"/>
+        </w:rPr>
+        <w:t xml:space="preserve">3.  </w:t>
+      </w:r>
+    </w:p>
+    <w:p>
+      <w:pPr>
+        <w:spacing w:after="320"/>
+        <w:pBdr>
+          <w:bottom w:val="single" w:sz="6" w:space="1" w:color="7B8794"/>
+        </w:pBdr>
+      </w:pPr>
+    </w:p>
+    <w:p>
+      <w:pPr>
+        <w:spacing w:before="240" w:after="520"/>
+      </w:pPr>
+      <w:r>
+        <w:rPr>
+          <w:rFonts w:ascii="Arial" w:hAnsi="Arial"/>
+          <w:color w:val="1F2933"/>
+          <w:sz w:val="21"/>
+        </w:rPr>
+        <w:t>I certify that the contributions listed above are accurate and reflect my actual participation.</w:t>
+      </w:r>
+    </w:p>
+    <w:tbl>
+      <w:tblPr>
+        <w:tblW w:type="auto" w:w="0"/>
+        <w:tblLayout w:type="fixed"/>
+        <w:tblLook w:firstColumn="1" w:firstRow="1" w:lastColumn="0" w:lastRow="0" w:noHBand="0" w:noVBand="1" w:val="04A0"/>
+      </w:tblPr>
+      <w:tblGrid>
+        <w:gridCol w:w="4680"/>
+        <w:gridCol w:w="4680"/>
+      </w:tblGrid>
+      <w:tr>
+        <w:tc>
+          <w:tcPr>
+            <w:tcW w:type="dxa" w:w="5616"/>
+          </w:tcPr>
+          <w:p>
+            <w:pPr>
+              <w:pBdr>
+                <w:bottom w:val="single" w:sz="6" w:space="1" w:color="7B8794"/>
+              </w:pBdr>
+            </w:pPr>
+            <w:r>
+              <w:rPr>
+                <w:rFonts w:ascii="Arial" w:hAnsi="Arial"/>
+                <w:b/>
+                <w:color w:val="1F2933"/>
+                <w:sz w:val="22"/>
+              </w:rPr>
+              <w:t>Signature:</w:t>
+            </w:r>
+          </w:p>
+        </w:tc>
+        <w:tc>
+          <w:tcPr>
+            <w:tcW w:type="dxa" w:w="3456"/>
+          </w:tcPr>
+          <w:p>
+            <w:pPr>
+              <w:pBdr>
+                <w:bottom w:val="single" w:sz="6" w:space="1" w:color="7B8794"/>
+              </w:pBdr>
+            </w:pPr>
+            <w:r>
+              <w:rPr>
+                <w:rFonts w:ascii="Arial" w:hAnsi="Arial"/>
+                <w:b/>
+                <w:color w:val="1F2933"/>
+                <w:sz w:val="22"/>
+              </w:rPr>
+              <w:t>Date:</w:t>
+            </w:r>
+          </w:p>
+        </w:tc>
+      </w:tr>
+    </w:tbl>
+    <w:p>
+      <w:r>
+        <w:br w:type="page"/>
+      </w:r>
+    </w:p>
+    <w:p>
+      <w:pPr>
+        <w:spacing w:after="120"/>
+      </w:pPr>
+      <w:r>
+        <w:rPr>
+          <w:rFonts w:ascii="Arial" w:hAnsi="Arial"/>
+          <w:b/>
+          <w:color w:val="2F6F9F"/>
+          <w:sz w:val="32"/>
+        </w:rPr>
+        <w:t>Individual Contribution Form</w:t>
+      </w:r>
+    </w:p>
+    <w:p>
+      <w:pPr>
+        <w:spacing w:after="40"/>
+      </w:pPr>
+      <w:r>
+        <w:rPr>
+          <w:rFonts w:ascii="Arial" w:hAnsi="Arial"/>
+          <w:b/>
+          <w:color w:val="1F2933"/>
+          <w:sz w:val="22"/>
+        </w:rPr>
+        <w:t>BED 106 — Business Analytics · Mini Capstone Project</w:t>
+      </w:r>
+    </w:p>
+    <w:p>
+      <w:pPr>
+        <w:spacing w:after="320"/>
+      </w:pPr>
+      <w:r>
+        <w:rPr>
+          <w:rFonts w:ascii="Arial" w:hAnsi="Arial"/>
+          <w:i/>
+          <w:color w:val="5A6672"/>
+          <w:sz w:val="18"/>
+        </w:rPr>
+        <w:t>Talibon Polytechnic College · A.Y. 2026–2027, 1st Semester · Instructor: Jessie A. Melendres</w:t>
+      </w:r>
+    </w:p>
+    <w:p>
+      <w:pPr>
+        <w:spacing w:after="280" w:before="40"/>
+        <w:pBdr>
+          <w:bottom w:val="single" w:sz="6" w:space="1" w:color="7B8794"/>
+        </w:pBdr>
+      </w:pPr>
+      <w:r>
+        <w:rPr>
+          <w:rFonts w:ascii="Arial" w:hAnsi="Arial"/>
+          <w:b/>
+          <w:color w:val="1F2933"/>
+          <w:sz w:val="22"/>
+        </w:rPr>
+        <w:t>Group Name / Number:</w:t>
+      </w:r>
+      <w:r>
+        <w:rPr>
+          <w:sz w:val="22"/>
+        </w:rPr>
+        <w:t xml:space="preserve">  </w:t>
+      </w:r>
+    </w:p>
+    <w:p>
+      <w:pPr>
+        <w:spacing w:after="360"/>
+        <w:pBdr>
+          <w:bottom w:val="single" w:sz="6" w:space="1" w:color="7B8794"/>
+        </w:pBdr>
+      </w:pPr>
+      <w:r>
+        <w:rPr>
+          <w:rFonts w:ascii="Arial" w:hAnsi="Arial"/>
+          <w:b/>
+          <w:color w:val="1F2933"/>
+          <w:sz w:val="22"/>
+        </w:rPr>
+        <w:t xml:space="preserve">Checkpoint No.:  </w:t>
+      </w:r>
+      <w:r>
+        <w:rPr>
+          <w:rFonts w:ascii="Arial" w:hAnsi="Arial"/>
+          <w:color w:val="2F6F9F"/>
+          <w:sz w:val="22"/>
+        </w:rPr>
+        <w:t>4 — Capstone Analytics Project &amp; Final Defense</w:t>
+      </w:r>
+    </w:p>
+    <w:p>
+      <w:pPr>
+        <w:spacing w:after="280" w:before="40"/>
+        <w:pBdr>
+          <w:bottom w:val="single" w:sz="6" w:space="1" w:color="7B8794"/>
+        </w:pBdr>
+      </w:pPr>
+      <w:r>
+        <w:rPr>
+          <w:rFonts w:ascii="Arial" w:hAnsi="Arial"/>
+          <w:b/>
+          <w:color w:val="1F2933"/>
+          <w:sz w:val="22"/>
+        </w:rPr>
+        <w:t>Member Name:</w:t>
+      </w:r>
+      <w:r>
+        <w:rPr>
+          <w:sz w:val="22"/>
+        </w:rPr>
+        <w:t xml:space="preserve">  </w:t>
+      </w:r>
+    </w:p>
+    <w:p>
+      <w:pPr>
+        <w:spacing w:after="280" w:before="40"/>
+        <w:pBdr>
+          <w:bottom w:val="single" w:sz="6" w:space="1" w:color="7B8794"/>
+        </w:pBdr>
+      </w:pPr>
+      <w:r>
+        <w:rPr>
+          <w:rFonts w:ascii="Arial" w:hAnsi="Arial"/>
+          <w:b/>
+          <w:color w:val="1F2933"/>
+          <w:sz w:val="22"/>
+        </w:rPr>
+        <w:t>Role:</w:t>
+      </w:r>
+      <w:r>
+        <w:rPr>
+          <w:sz w:val="22"/>
+        </w:rPr>
+        <w:t xml:space="preserve">  </w:t>
       </w:r>
     </w:p>
     <w:p>
@@ -1648,6 +4120,398 @@
                 <w:sz w:val="19"/>
               </w:rPr>
               <w:t>Pivot charts, histogram, scatter plots with trendlines, forecast chart, workbook formatting and layout.</w:t>
+            </w:r>
+          </w:p>
+        </w:tc>
+      </w:tr>
+    </w:tbl>
+    <w:p>
+      <w:pPr>
+        <w:spacing w:after="200"/>
+      </w:pPr>
+    </w:p>
+    <w:p>
+      <w:pPr>
+        <w:spacing w:after="120"/>
+      </w:pPr>
+      <w:r>
+        <w:rPr>
+          <w:rFonts w:ascii="Arial" w:hAnsi="Arial"/>
+          <w:b/>
+          <w:color w:val="1F2933"/>
+          <w:sz w:val="24"/>
+        </w:rPr>
+        <w:t>Checkpoint 3 — BI Dashboard Development</w:t>
+      </w:r>
+    </w:p>
+    <w:tbl>
+      <w:tblPr>
+        <w:tblStyle w:val="LightGrid-Accent1"/>
+        <w:tblW w:type="auto" w:w="0"/>
+        <w:tblLook w:firstColumn="1" w:firstRow="1" w:lastColumn="0" w:lastRow="0" w:noHBand="0" w:noVBand="1" w:val="04A0"/>
+      </w:tblPr>
+      <w:tblGrid>
+        <w:gridCol w:w="2736"/>
+        <w:gridCol w:w="6624"/>
+      </w:tblGrid>
+      <w:tr>
+        <w:tc>
+          <w:tcPr>
+            <w:tcW w:type="dxa" w:w="4680"/>
+          </w:tcPr>
+          <w:p>
+            <w:r/>
+            <w:r>
+              <w:rPr>
+                <w:rFonts w:ascii="Arial" w:hAnsi="Arial"/>
+                <w:b/>
+                <w:sz w:val="20"/>
+              </w:rPr>
+              <w:t>Role</w:t>
+            </w:r>
+          </w:p>
+        </w:tc>
+        <w:tc>
+          <w:tcPr>
+            <w:tcW w:type="dxa" w:w="4680"/>
+          </w:tcPr>
+          <w:p>
+            <w:r/>
+            <w:r>
+              <w:rPr>
+                <w:rFonts w:ascii="Arial" w:hAnsi="Arial"/>
+                <w:b/>
+                <w:sz w:val="20"/>
+              </w:rPr>
+              <w:t>Work in this checkpoint</w:t>
+            </w:r>
+          </w:p>
+        </w:tc>
+      </w:tr>
+      <w:tr>
+        <w:tc>
+          <w:tcPr>
+            <w:tcW w:type="dxa" w:w="4680"/>
+          </w:tcPr>
+          <w:p>
+            <w:r/>
+            <w:r>
+              <w:rPr>
+                <w:rFonts w:ascii="Arial" w:hAnsi="Arial"/>
+                <w:b/>
+                <w:sz w:val="19"/>
+              </w:rPr>
+              <w:t>Project Lead / Analyst</w:t>
+            </w:r>
+          </w:p>
+        </w:tc>
+        <w:tc>
+          <w:tcPr>
+            <w:tcW w:type="dxa" w:w="4680"/>
+          </w:tcPr>
+          <w:p>
+            <w:r/>
+            <w:r>
+              <w:rPr>
+                <w:rFonts w:ascii="Arial" w:hAnsi="Arial"/>
+                <w:sz w:val="19"/>
+              </w:rPr>
+              <w:t>Dashboard blueprint and page purposes, the choice of order count as the primary KPI, the written discussion of insights, presentation narrative.</w:t>
+            </w:r>
+          </w:p>
+        </w:tc>
+      </w:tr>
+      <w:tr>
+        <w:tc>
+          <w:tcPr>
+            <w:tcW w:type="dxa" w:w="4680"/>
+          </w:tcPr>
+          <w:p>
+            <w:r/>
+            <w:r>
+              <w:rPr>
+                <w:rFonts w:ascii="Arial" w:hAnsi="Arial"/>
+                <w:b/>
+                <w:sz w:val="19"/>
+              </w:rPr>
+              <w:t>Data Engineer</w:t>
+            </w:r>
+          </w:p>
+        </w:tc>
+        <w:tc>
+          <w:tcPr>
+            <w:tcW w:type="dxa" w:w="4680"/>
+          </w:tcPr>
+          <w:p>
+            <w:r/>
+            <w:r>
+              <w:rPr>
+                <w:rFonts w:ascii="Arial" w:hAnsi="Arial"/>
+                <w:sz w:val="19"/>
+              </w:rPr>
+              <w:t>The five dashboard views, the exported datasets and their verification against the published figures, the Power BI data model and relationships.</w:t>
+            </w:r>
+          </w:p>
+        </w:tc>
+      </w:tr>
+      <w:tr>
+        <w:tc>
+          <w:tcPr>
+            <w:tcW w:type="dxa" w:w="4680"/>
+          </w:tcPr>
+          <w:p>
+            <w:r/>
+            <w:r>
+              <w:rPr>
+                <w:rFonts w:ascii="Arial" w:hAnsi="Arial"/>
+                <w:b/>
+                <w:sz w:val="19"/>
+              </w:rPr>
+              <w:t>Statistician / Modeler</w:t>
+            </w:r>
+          </w:p>
+        </w:tc>
+        <w:tc>
+          <w:tcPr>
+            <w:tcW w:type="dxa" w:w="4680"/>
+          </w:tcPr>
+          <w:p>
+            <w:r/>
+            <w:r>
+              <w:rPr>
+                <w:rFonts w:ascii="Arial" w:hAnsi="Arial"/>
+                <w:sz w:val="19"/>
+              </w:rPr>
+              <w:t>The clustering: feature choice, selecting k by silhouette, naming the segments from the cluster centres, and the segment profile figures.</w:t>
+            </w:r>
+          </w:p>
+        </w:tc>
+      </w:tr>
+      <w:tr>
+        <w:tc>
+          <w:tcPr>
+            <w:tcW w:type="dxa" w:w="4680"/>
+          </w:tcPr>
+          <w:p>
+            <w:r/>
+            <w:r>
+              <w:rPr>
+                <w:rFonts w:ascii="Arial" w:hAnsi="Arial"/>
+                <w:b/>
+                <w:sz w:val="19"/>
+              </w:rPr>
+              <w:t>BI Developer / Visualizer</w:t>
+            </w:r>
+          </w:p>
+        </w:tc>
+        <w:tc>
+          <w:tcPr>
+            <w:tcW w:type="dxa" w:w="4680"/>
+          </w:tcPr>
+          <w:p>
+            <w:r/>
+            <w:r>
+              <w:rPr>
+                <w:rFonts w:ascii="Arial" w:hAnsi="Arial"/>
+                <w:sz w:val="19"/>
+              </w:rPr>
+              <w:t>Building the three dashboard pages, slicers and drill-through, chart formatting, titles and labels, the exported PDF.</w:t>
+            </w:r>
+          </w:p>
+        </w:tc>
+      </w:tr>
+    </w:tbl>
+    <w:p>
+      <w:pPr>
+        <w:spacing w:after="200"/>
+      </w:pPr>
+    </w:p>
+    <w:p>
+      <w:pPr>
+        <w:spacing w:after="120"/>
+      </w:pPr>
+      <w:r>
+        <w:rPr>
+          <w:rFonts w:ascii="Arial" w:hAnsi="Arial"/>
+          <w:b/>
+          <w:color w:val="1F2933"/>
+          <w:sz w:val="24"/>
+        </w:rPr>
+        <w:t>Checkpoint 4 — Capstone Analytics Project &amp; Final Defense</w:t>
+      </w:r>
+    </w:p>
+    <w:tbl>
+      <w:tblPr>
+        <w:tblStyle w:val="LightGrid-Accent1"/>
+        <w:tblW w:type="auto" w:w="0"/>
+        <w:tblLook w:firstColumn="1" w:firstRow="1" w:lastColumn="0" w:lastRow="0" w:noHBand="0" w:noVBand="1" w:val="04A0"/>
+      </w:tblPr>
+      <w:tblGrid>
+        <w:gridCol w:w="2736"/>
+        <w:gridCol w:w="6624"/>
+      </w:tblGrid>
+      <w:tr>
+        <w:tc>
+          <w:tcPr>
+            <w:tcW w:type="dxa" w:w="4680"/>
+          </w:tcPr>
+          <w:p>
+            <w:r/>
+            <w:r>
+              <w:rPr>
+                <w:rFonts w:ascii="Arial" w:hAnsi="Arial"/>
+                <w:b/>
+                <w:sz w:val="20"/>
+              </w:rPr>
+              <w:t>Role</w:t>
+            </w:r>
+          </w:p>
+        </w:tc>
+        <w:tc>
+          <w:tcPr>
+            <w:tcW w:type="dxa" w:w="4680"/>
+          </w:tcPr>
+          <w:p>
+            <w:r/>
+            <w:r>
+              <w:rPr>
+                <w:rFonts w:ascii="Arial" w:hAnsi="Arial"/>
+                <w:b/>
+                <w:sz w:val="20"/>
+              </w:rPr>
+              <w:t>Work in this checkpoint</w:t>
+            </w:r>
+          </w:p>
+        </w:tc>
+      </w:tr>
+      <w:tr>
+        <w:tc>
+          <w:tcPr>
+            <w:tcW w:type="dxa" w:w="4680"/>
+          </w:tcPr>
+          <w:p>
+            <w:r/>
+            <w:r>
+              <w:rPr>
+                <w:rFonts w:ascii="Arial" w:hAnsi="Arial"/>
+                <w:b/>
+                <w:sz w:val="19"/>
+              </w:rPr>
+              <w:t>Project Lead / Analyst</w:t>
+            </w:r>
+          </w:p>
+        </w:tc>
+        <w:tc>
+          <w:tcPr>
+            <w:tcW w:type="dxa" w:w="4680"/>
+          </w:tcPr>
+          <w:p>
+            <w:r/>
+            <w:r>
+              <w:rPr>
+                <w:rFonts w:ascii="Arial" w:hAnsi="Arial"/>
+                <w:sz w:val="19"/>
+              </w:rPr>
+              <w:t>Executive summary, integration of all four checkpoints into the final report, the conclusions and recommendations, defense coordination.</w:t>
+            </w:r>
+          </w:p>
+        </w:tc>
+      </w:tr>
+      <w:tr>
+        <w:tc>
+          <w:tcPr>
+            <w:tcW w:type="dxa" w:w="4680"/>
+          </w:tcPr>
+          <w:p>
+            <w:r/>
+            <w:r>
+              <w:rPr>
+                <w:rFonts w:ascii="Arial" w:hAnsi="Arial"/>
+                <w:b/>
+                <w:sz w:val="19"/>
+              </w:rPr>
+              <w:t>Data Engineer</w:t>
+            </w:r>
+          </w:p>
+        </w:tc>
+        <w:tc>
+          <w:tcPr>
+            <w:tcW w:type="dxa" w:w="4680"/>
+          </w:tcPr>
+          <w:p>
+            <w:r/>
+            <w:r>
+              <w:rPr>
+                <w:rFonts w:ascii="Arial" w:hAnsi="Arial"/>
+                <w:sz w:val="19"/>
+              </w:rPr>
+              <w:t>Data governance section, the compiled digital submission folder, references and appendix.</w:t>
+            </w:r>
+          </w:p>
+        </w:tc>
+      </w:tr>
+      <w:tr>
+        <w:tc>
+          <w:tcPr>
+            <w:tcW w:type="dxa" w:w="4680"/>
+          </w:tcPr>
+          <w:p>
+            <w:r/>
+            <w:r>
+              <w:rPr>
+                <w:rFonts w:ascii="Arial" w:hAnsi="Arial"/>
+                <w:b/>
+                <w:sz w:val="19"/>
+              </w:rPr>
+              <w:t>Statistician / Modeler</w:t>
+            </w:r>
+          </w:p>
+        </w:tc>
+        <w:tc>
+          <w:tcPr>
+            <w:tcW w:type="dxa" w:w="4680"/>
+          </w:tcPr>
+          <w:p>
+            <w:r/>
+            <w:r>
+              <w:rPr>
+                <w:rFonts w:ascii="Arial" w:hAnsi="Arial"/>
+                <w:sz w:val="19"/>
+              </w:rPr>
+              <w:t>The multiple regression, multicollinearity and residual diagnostics, holdout evaluation, model assumptions and limitations.</w:t>
+            </w:r>
+          </w:p>
+        </w:tc>
+      </w:tr>
+      <w:tr>
+        <w:tc>
+          <w:tcPr>
+            <w:tcW w:type="dxa" w:w="4680"/>
+          </w:tcPr>
+          <w:p>
+            <w:r/>
+            <w:r>
+              <w:rPr>
+                <w:rFonts w:ascii="Arial" w:hAnsi="Arial"/>
+                <w:b/>
+                <w:sz w:val="19"/>
+              </w:rPr>
+              <w:t>BI Developer / Visualizer</w:t>
+            </w:r>
+          </w:p>
+        </w:tc>
+        <w:tc>
+          <w:tcPr>
+            <w:tcW w:type="dxa" w:w="4680"/>
+          </w:tcPr>
+          <w:p>
+            <w:r/>
+            <w:r>
+              <w:rPr>
+                <w:rFonts w:ascii="Arial" w:hAnsi="Arial"/>
+                <w:sz w:val="19"/>
+              </w:rPr>
+              <w:t>Slide deck, dashboard screenshots and annotation, figure and table numbering across the integrated report.</w:t>
             </w:r>
           </w:p>
         </w:tc>
